--- a/engine/swdy_study/SWDY_Valuation_Study_05-08-2026_public.docx
+++ b/engine/swdy_study/SWDY_Valuation_Study_05-08-2026_public.docx
@@ -32,11 +32,21 @@
               <w:t>Testahil · Independent Valuation Study — Educational Analysis</w:t>
             </w:r>
             <w:r>
+              <w:br/>
+            </w:r>
+            <w:r>
               <w:rPr>
                 <w:color w:val="9FB0AC"/>
                 <w:sz w:val="19"/>
               </w:rPr>
-              <w:t xml:space="preserve">   Not investment advice</w:t>
+              <w:t>Edition of 5 August 2026</w:t>
+            </w:r>
+            <w:r>
+              <w:rPr>
+                <w:color w:val="9FB0AC"/>
+                <w:sz w:val="19"/>
+              </w:rPr>
+              <w:t xml:space="preserve">   ·   Not investment advice</w:t>
             </w:r>
           </w:p>
         </w:tc>
@@ -86,7 +96,7 @@
           <w:color w:val="6E7B77"/>
           <w:sz w:val="20"/>
         </w:rPr>
-        <w:t>Diversified industrial group — wires and cables, engineering and construction, electrical products, digital solutions and infrastructure investment · Egyptian Exchange · reporting currency EGP · analysis anchored on the closing price of 105.20 on 2026-08-05.</w:t>
+        <w:t>Diversified industrial group — wires and cables, engineering and construction, electrical products, digital solutions and infrastructure investment · Egyptian Exchange · reporting currency EGP · analysis anchored on the closing price of 130.00 on 2026-09-03.</w:t>
       </w:r>
     </w:p>
     <w:tbl>
@@ -272,7 +282,7 @@
           <w:color w:val="1C3A36"/>
           <w:sz w:val="21"/>
         </w:rPr>
-        <w:t>On our primary construction the four lenses centre at EGP 55.48 per share against a market price of 105.20 — the price sits about +90% above the central estimate. That gap is not mainly an argument about the business; it is an argument about the discount rate. Discounted at an Egyptian cost of capital gliding 26.6% to 15.9%, the cash flows support roughly EGP 55.48. Discount the hard-currency share of those same cash flows at a hard-currency cost of capital of about 10.1% and the same model produces EGP 69.58 — still -34% against today's price, but +25% above the primary reading. The market appears to be applying something at least as generous as the second view. Both are shown, and neither is hidden inside an average.</w:t>
+        <w:t>On our primary construction the four lenses centre at EGP 43.51 per share against a market price of 130.00 — the price sits about +199% above the central estimate. That gap is not mainly an argument about the business; it is an argument about the discount rate. Discounted at an Egyptian cost of capital gliding 28.8% to 17.2%, the cash flows support roughly EGP 43.51. Discount the hard-currency share of those same cash flows at a hard-currency cost of capital of about 11.3% and the same model produces EGP 57.86 — still -55% against today's price, but +33% above the primary reading. The market appears to be applying something at least as generous as the second view. Both are shown, and neither is hidden inside an average.</w:t>
       </w:r>
     </w:p>
     <w:p>
@@ -447,7 +457,7 @@
                 <w:color w:val="1C3A36"/>
                 <w:sz w:val="17"/>
               </w:rPr>
-              <w:t>5-year FCFF, cost of capital gliding 26.6% → 15.9%, terminal growth 7%; 85% of enterprise value comes from the terminal value</w:t>
+              <w:t>5-year FCFF, cost of capital gliding 28.8% → 17.2%, terminal growth 7%; 82% of enterprise value comes from the terminal value</w:t>
             </w:r>
           </w:p>
         </w:tc>
@@ -465,7 +475,7 @@
                 <w:color w:val="1C3A36"/>
                 <w:sz w:val="17"/>
               </w:rPr>
-              <w:t>19.89 – 104.96</w:t>
+              <w:t>16.18 – 83.80</w:t>
             </w:r>
           </w:p>
         </w:tc>
@@ -483,7 +493,7 @@
                 <w:color w:val="1C3A36"/>
                 <w:sz w:val="17"/>
               </w:rPr>
-              <w:t>55.48</w:t>
+              <w:t>43.51</w:t>
             </w:r>
           </w:p>
         </w:tc>
@@ -501,7 +511,7 @@
                 <w:color w:val="1C3A36"/>
                 <w:sz w:val="17"/>
               </w:rPr>
-              <w:t>-47%</w:t>
+              <w:t>-67%</w:t>
             </w:r>
           </w:p>
         </w:tc>
@@ -538,7 +548,7 @@
                 <w:color w:val="1C3A36"/>
                 <w:sz w:val="17"/>
               </w:rPr>
-              <w:t>6.5× mid-cycle EV/EBITDA (trailing 8.7×; trailing P/E 13.0×)</w:t>
+              <w:t>6.5× mid-cycle EV/EBITDA (trailing 10.5×; trailing P/E 16.1×)</w:t>
             </w:r>
           </w:p>
         </w:tc>
@@ -556,7 +566,7 @@
                 <w:color w:val="1C3A36"/>
                 <w:sz w:val="17"/>
               </w:rPr>
-              <w:t>66.93 – 101.05</w:t>
+              <w:t>58.20 – 88.09</w:t>
             </w:r>
           </w:p>
         </w:tc>
@@ -574,7 +584,7 @@
                 <w:color w:val="1C3A36"/>
                 <w:sz w:val="17"/>
               </w:rPr>
-              <w:t>80.58</w:t>
+              <w:t>70.15</w:t>
             </w:r>
           </w:p>
         </w:tc>
@@ -592,7 +602,7 @@
                 <w:color w:val="1C3A36"/>
                 <w:sz w:val="17"/>
               </w:rPr>
-              <w:t>-23%</w:t>
+              <w:t>-46%</w:t>
             </w:r>
           </w:p>
         </w:tc>
@@ -647,7 +657,7 @@
                 <w:color w:val="1C3A36"/>
                 <w:sz w:val="17"/>
               </w:rPr>
-              <w:t>84.77 – 140.45</w:t>
+              <w:t>76.56 – 126.96</w:t>
             </w:r>
           </w:p>
         </w:tc>
@@ -665,7 +675,7 @@
                 <w:color w:val="1C3A36"/>
                 <w:sz w:val="17"/>
               </w:rPr>
-              <w:t>109.52</w:t>
+              <w:t>98.96</w:t>
             </w:r>
           </w:p>
         </w:tc>
@@ -683,7 +693,7 @@
                 <w:color w:val="1C3A36"/>
                 <w:sz w:val="17"/>
               </w:rPr>
-              <w:t>+4%</w:t>
+              <w:t>-24%</w:t>
             </w:r>
           </w:p>
         </w:tc>
@@ -720,7 +730,7 @@
                 <w:color w:val="1C3A36"/>
                 <w:sz w:val="17"/>
               </w:rPr>
-              <w:t>justified price-to-book 1.6× on book value of 31.24/share at a sustainable return on equity of 23.5%</w:t>
+              <w:t>justified price-to-book 1.4× on book value of 31.24/share at a sustainable return on equity of 23.5%</w:t>
             </w:r>
           </w:p>
         </w:tc>
@@ -738,7 +748,7 @@
                 <w:color w:val="1C3A36"/>
                 <w:sz w:val="17"/>
               </w:rPr>
-              <w:t>35.33 – 61.63</w:t>
+              <w:t>33.36 – 55.40</w:t>
             </w:r>
           </w:p>
         </w:tc>
@@ -756,7 +766,7 @@
                 <w:color w:val="1C3A36"/>
                 <w:sz w:val="17"/>
               </w:rPr>
-              <w:t>54.76</w:t>
+              <w:t>49.21</w:t>
             </w:r>
           </w:p>
         </w:tc>
@@ -774,7 +784,7 @@
                 <w:color w:val="1C3A36"/>
                 <w:sz w:val="17"/>
               </w:rPr>
-              <w:t>-48%</w:t>
+              <w:t>-62%</w:t>
             </w:r>
           </w:p>
         </w:tc>
@@ -835,7 +845,7 @@
                 <w:color w:val="1C3A36"/>
                 <w:sz w:val="17"/>
               </w:rPr>
-              <w:t>19.89 – 104.96</w:t>
+              <w:t>16.18 – 83.80</w:t>
             </w:r>
           </w:p>
         </w:tc>
@@ -855,7 +865,7 @@
                 <w:color w:val="1C3A36"/>
                 <w:sz w:val="17"/>
               </w:rPr>
-              <w:t>55.48</w:t>
+              <w:t>43.51</w:t>
             </w:r>
           </w:p>
         </w:tc>
@@ -875,7 +885,7 @@
                 <w:color w:val="1C3A36"/>
                 <w:sz w:val="17"/>
               </w:rPr>
-              <w:t>-47%</w:t>
+              <w:t>-67%</w:t>
             </w:r>
           </w:p>
         </w:tc>
@@ -948,7 +958,7 @@
                 <w:color w:val="1C3A36"/>
                 <w:sz w:val="17"/>
               </w:rPr>
-              <w:t>71.20</w:t>
+              <w:t>60.78</w:t>
             </w:r>
           </w:p>
         </w:tc>
@@ -966,7 +976,7 @@
                 <w:color w:val="1C3A36"/>
                 <w:sz w:val="17"/>
               </w:rPr>
-              <w:t>-32%</w:t>
+              <w:t>-53%</w:t>
             </w:r>
           </w:p>
         </w:tc>
@@ -1047,7 +1057,7 @@
                 <w:color w:val="1C3A36"/>
                 <w:sz w:val="17"/>
               </w:rPr>
-              <w:t>105.20</w:t>
+              <w:t>130.00</w:t>
             </w:r>
           </w:p>
         </w:tc>
@@ -1191,7 +1201,7 @@
                 <w:color w:val="1C3A36"/>
                 <w:sz w:val="17"/>
               </w:rPr>
-              <w:t>the same cash flows with the hard-currency leg discounted at 10.1% instead of the Egyptian rate — a different view of country risk, not a fifth lens</w:t>
+              <w:t>the same cash flows with the hard-currency leg discounted at 11.3% instead of the Egyptian rate — a different view of country risk, not a fifth lens</w:t>
             </w:r>
           </w:p>
         </w:tc>
@@ -1227,7 +1237,7 @@
                 <w:color w:val="1C3A36"/>
                 <w:sz w:val="17"/>
               </w:rPr>
-              <w:t>69.58</w:t>
+              <w:t>57.86</w:t>
             </w:r>
           </w:p>
         </w:tc>
@@ -1245,7 +1255,7 @@
                 <w:color w:val="1C3A36"/>
                 <w:sz w:val="17"/>
               </w:rPr>
-              <w:t>-34%</w:t>
+              <w:t>-55%</w:t>
             </w:r>
           </w:p>
         </w:tc>
@@ -1318,7 +1328,7 @@
                 <w:color w:val="1C3A36"/>
                 <w:sz w:val="17"/>
               </w:rPr>
-              <w:t>34.38</w:t>
+              <w:t>25.23</w:t>
             </w:r>
           </w:p>
         </w:tc>
@@ -1336,7 +1346,7 @@
                 <w:color w:val="1C3A36"/>
                 <w:sz w:val="17"/>
               </w:rPr>
-              <w:t>-67%</w:t>
+              <w:t>-81%</w:t>
             </w:r>
           </w:p>
         </w:tc>
@@ -1409,7 +1419,7 @@
                 <w:color w:val="1C3A36"/>
                 <w:sz w:val="17"/>
               </w:rPr>
-              <w:t>62.37</w:t>
+              <w:t>48.70</w:t>
             </w:r>
           </w:p>
         </w:tc>
@@ -1427,7 +1437,7 @@
                 <w:color w:val="1C3A36"/>
                 <w:sz w:val="17"/>
               </w:rPr>
-              <w:t>-41%</w:t>
+              <w:t>-63%</w:t>
             </w:r>
           </w:p>
         </w:tc>
@@ -1449,7 +1459,7 @@
           <w:color w:val="6E7B77"/>
           <w:sz w:val="17"/>
         </w:rPr>
-        <w:t>The alternative readings are shown so that each genuinely contested choice carries a number the reader can see, rather than being averaged silently into the headline. They are deliberately excluded from the central because each answers a different question — which currency's cost of capital applies, which column of a risk table to use, how to sequence one line of the bridge — and blending them would hide the disagreement instead of showing it. Ranges are bear-to-bull within each lens; THE CENTRAL IS THE CASH-FLOW LENS ITSELF and its range is that same lens under its own two scenarios on one clock, not a spread across four methods. Terminal value is 85% of the discounted-cash-flow enterprise value — a high share, disclosed here and again in the bridge, and the reason the terminal assumptions are stress-tested in section 1.9.</w:t>
+        <w:t>The alternative readings are shown so that each genuinely contested choice carries a number the reader can see, rather than being averaged silently into the headline. They are deliberately excluded from the central because each answers a different question — which currency's cost of capital applies, which column of a risk table to use, how to sequence one line of the bridge — and blending them would hide the disagreement instead of showing it. Ranges are bear-to-bull within each lens; THE CENTRAL IS THE CASH-FLOW LENS ITSELF and its range is that same lens under its own two scenarios on one clock, not a spread across four methods. Terminal value is 82% of the discounted-cash-flow enterprise value — a high share, disclosed here and again in the bridge, and the reason the terminal assumptions are stress-tested in section 1.9.</w:t>
       </w:r>
     </w:p>
     <w:p>
@@ -1779,7 +1789,7 @@
                 <w:color w:val="1C3A36"/>
                 <w:sz w:val="17"/>
               </w:rPr>
-              <w:t>EGP 225,210mn at the anchor price</w:t>
+              <w:t>EGP 278,301mn at the anchor price</w:t>
             </w:r>
           </w:p>
         </w:tc>
@@ -3488,7 +3498,7 @@
                 <w:color w:val="1C3A36"/>
                 <w:sz w:val="17"/>
               </w:rPr>
-              <w:t>26.6%</w:t>
+              <w:t>28.8%</w:t>
             </w:r>
           </w:p>
         </w:tc>
@@ -3506,7 +3516,7 @@
                 <w:color w:val="1C3A36"/>
                 <w:sz w:val="17"/>
               </w:rPr>
-              <w:t>23.1%</w:t>
+              <w:t>25.0%</w:t>
             </w:r>
           </w:p>
         </w:tc>
@@ -3524,7 +3534,7 @@
                 <w:color w:val="1C3A36"/>
                 <w:sz w:val="17"/>
               </w:rPr>
-              <w:t>20.1%</w:t>
+              <w:t>21.7%</w:t>
             </w:r>
           </w:p>
         </w:tc>
@@ -3542,7 +3552,7 @@
                 <w:color w:val="1C3A36"/>
                 <w:sz w:val="17"/>
               </w:rPr>
-              <w:t>17.7%</w:t>
+              <w:t>19.2%</w:t>
             </w:r>
           </w:p>
         </w:tc>
@@ -3560,7 +3570,7 @@
                 <w:color w:val="1C3A36"/>
                 <w:sz w:val="17"/>
               </w:rPr>
-              <w:t>15.9%</w:t>
+              <w:t>17.2%</w:t>
             </w:r>
           </w:p>
         </w:tc>
@@ -3597,7 +3607,7 @@
                 <w:color w:val="1C3A36"/>
                 <w:sz w:val="17"/>
               </w:rPr>
-              <w:t>0.7897</w:t>
+              <w:t>0.7762</w:t>
             </w:r>
           </w:p>
         </w:tc>
@@ -3615,7 +3625,7 @@
                 <w:color w:val="1C3A36"/>
                 <w:sz w:val="17"/>
               </w:rPr>
-              <w:t>0.6417</w:t>
+              <w:t>0.6211</w:t>
             </w:r>
           </w:p>
         </w:tc>
@@ -3633,7 +3643,7 @@
                 <w:color w:val="1C3A36"/>
                 <w:sz w:val="17"/>
               </w:rPr>
-              <w:t>0.5343</w:t>
+              <w:t>0.5102</w:t>
             </w:r>
           </w:p>
         </w:tc>
@@ -3651,7 +3661,7 @@
                 <w:color w:val="1C3A36"/>
                 <w:sz w:val="17"/>
               </w:rPr>
-              <w:t>0.4539</w:t>
+              <w:t>0.4282</w:t>
             </w:r>
           </w:p>
         </w:tc>
@@ -3669,7 +3679,7 @@
                 <w:color w:val="1C3A36"/>
                 <w:sz w:val="17"/>
               </w:rPr>
-              <w:t>0.3915</w:t>
+              <w:t>0.3653</w:t>
             </w:r>
           </w:p>
         </w:tc>
@@ -3710,7 +3720,7 @@
                 <w:color w:val="1C3A36"/>
                 <w:sz w:val="17"/>
               </w:rPr>
-              <w:t>-3,370</w:t>
+              <w:t>-3,313</w:t>
             </w:r>
           </w:p>
         </w:tc>
@@ -3730,7 +3740,7 @@
                 <w:color w:val="1C3A36"/>
                 <w:sz w:val="17"/>
               </w:rPr>
-              <w:t>4,330</w:t>
+              <w:t>4,191</w:t>
             </w:r>
           </w:p>
         </w:tc>
@@ -3750,7 +3760,7 @@
                 <w:color w:val="1C3A36"/>
                 <w:sz w:val="17"/>
               </w:rPr>
-              <w:t>6,509</w:t>
+              <w:t>6,216</w:t>
             </w:r>
           </w:p>
         </w:tc>
@@ -3770,7 +3780,7 @@
                 <w:color w:val="1C3A36"/>
                 <w:sz w:val="17"/>
               </w:rPr>
-              <w:t>7,183</w:t>
+              <w:t>6,776</w:t>
             </w:r>
           </w:p>
         </w:tc>
@@ -3790,7 +3800,7 @@
                 <w:color w:val="1C3A36"/>
                 <w:sz w:val="17"/>
               </w:rPr>
-              <w:t>7,434</w:t>
+              <w:t>6,935</w:t>
             </w:r>
           </w:p>
         </w:tc>
@@ -3947,7 +3957,7 @@
                 <w:color w:val="1C3A36"/>
                 <w:sz w:val="16"/>
               </w:rPr>
-              <w:t>22,086</w:t>
+              <w:t>20,806</w:t>
             </w:r>
           </w:p>
         </w:tc>
@@ -4057,7 +4067,7 @@
                 <w:color w:val="1C3A36"/>
                 <w:sz w:val="16"/>
               </w:rPr>
-              <w:t>125,092</w:t>
+              <w:t>95,358</w:t>
             </w:r>
           </w:p>
         </w:tc>
@@ -4075,7 +4085,7 @@
                 <w:color w:val="1C3A36"/>
                 <w:sz w:val="16"/>
               </w:rPr>
-              <w:t>the terminal cash flow capitalised at 15.9% − 7% = 319,492, discounted at the year-5 factor 0.3915</w:t>
+              <w:t>the terminal cash flow capitalised at 17.2% − 7% = 261,042, discounted at the year-5 factor 0.3653</w:t>
             </w:r>
           </w:p>
         </w:tc>
@@ -4116,7 +4126,7 @@
                 <w:color w:val="1C3A36"/>
                 <w:sz w:val="16"/>
               </w:rPr>
-              <w:t>147,178</w:t>
+              <w:t>116,164</w:t>
             </w:r>
           </w:p>
         </w:tc>
@@ -4173,7 +4183,7 @@
                 <w:color w:val="1C3A36"/>
                 <w:sz w:val="16"/>
               </w:rPr>
-              <w:t>85%</w:t>
+              <w:t>82%</w:t>
             </w:r>
           </w:p>
         </w:tc>
@@ -4338,7 +4348,7 @@
                 <w:color w:val="1C3A36"/>
                 <w:sz w:val="16"/>
               </w:rPr>
-              <w:t>(12,904)</w:t>
+              <w:t>(9,904)</w:t>
             </w:r>
           </w:p>
         </w:tc>
@@ -4393,7 +4403,7 @@
                 <w:color w:val="1C3A36"/>
                 <w:sz w:val="16"/>
               </w:rPr>
-              <w:t>105,783</w:t>
+              <w:t>81,185</w:t>
             </w:r>
           </w:p>
         </w:tc>
@@ -4411,7 +4421,7 @@
                 <w:color w:val="1C3A36"/>
                 <w:sz w:val="16"/>
               </w:rPr>
-              <w:t>EGP 49.41 per share — dated at the audited balance-sheet date the bridge subtracts net debt at</w:t>
+              <w:t>EGP 37.92 per share — dated at the audited balance-sheet date the bridge subtracts net debt at</w:t>
             </w:r>
           </w:p>
         </w:tc>
@@ -4430,7 +4440,7 @@
                 <w:color w:val="1C3A36"/>
                 <w:sz w:val="16"/>
               </w:rPr>
-              <w:t>Rolled 217/365 of a year to the anchor</w:t>
+              <w:t>Rolled 246/365 of a year to the anchor</w:t>
             </w:r>
           </w:p>
         </w:tc>
@@ -4448,7 +4458,7 @@
                 <w:color w:val="1C3A36"/>
                 <w:sz w:val="16"/>
               </w:rPr>
-              <w:t>×1.1603</w:t>
+              <w:t>×1.1961</w:t>
             </w:r>
           </w:p>
         </w:tc>
@@ -4466,7 +4476,7 @@
                 <w:color w:val="1C3A36"/>
                 <w:sz w:val="16"/>
               </w:rPr>
-              <w:t>fair value accretes at the 28.4% cost of equity between the valuation date and the 5-Aug-2026 anchor — one date, one price of time, applied to the comparison itself</w:t>
+              <w:t>fair value accretes at the 30.4% cost of equity between the valuation date and the 5-Aug-2026 anchor — one date, one price of time, applied to the comparison itself</w:t>
             </w:r>
           </w:p>
         </w:tc>
@@ -4562,7 +4572,7 @@
                 <w:color w:val="1C3A36"/>
                 <w:sz w:val="16"/>
               </w:rPr>
-              <w:t>55.48</w:t>
+              <w:t>43.51</w:t>
             </w:r>
           </w:p>
         </w:tc>
@@ -4582,7 +4592,7 @@
                 <w:color w:val="1C3A36"/>
                 <w:sz w:val="16"/>
               </w:rPr>
-              <w:t>against a spot of 105.20 (-47%)</w:t>
+              <w:t>against a spot of 130.00 (-67%)</w:t>
             </w:r>
           </w:p>
         </w:tc>
@@ -4646,7 +4656,7 @@
           <w:color w:val="1C3A36"/>
           <w:sz w:val="21"/>
         </w:rPr>
-        <w:t>A justified price-to-book multiple is (return on equity − growth) ÷ (cost of equity − growth). It is priced at the PERPETUAL (terminal) cost of equity of 17.6% — a steady-state multiple takes a steady-state rate, not a five-year transitional one. (An earlier wording called this figure an 'average' of the two windows, which it never was; the actual average, 23.0%, is the construction behind this lens's published bear bound of 35.33.) That gives 1.6× book, or EGP 54.76 per share at the anchor. This is the weakest of the four lenses for this company and carries the lowest weight, for a specific reason: three years of currency translation have moved reported book value in ways that have little to do with the earning power of the assets, and a group whose value sits in an order book and a brand is poorly described by its balance sheet. It is retained because it is the lens that disagrees most, and a lens that only ever agrees is not doing any work.</w:t>
+        <w:t>A justified price-to-book multiple is (return on equity − growth) ÷ (cost of equity − growth). It is priced at the PERPETUAL (terminal) cost of equity of 19.1% — a steady-state multiple takes a steady-state rate, not a five-year transitional one. (An earlier wording called this figure an 'average' of the two windows, which it never was; the actual average, 24.8%, is the construction behind this lens's published bear bound of 33.36.) That gives 1.4× book, or EGP 49.21 per share at the anchor. This is the weakest of the four lenses for this company and carries the lowest weight, for a specific reason: three years of currency translation have moved reported book value in ways that have little to do with the earning power of the assets, and a group whose value sits in an order book and a brand is poorly described by its balance sheet. It is retained because it is the lens that disagrees most, and a lens that only ever agrees is not doing any work.</w:t>
       </w:r>
     </w:p>
     <w:p>
@@ -4781,7 +4791,7 @@
                 <w:color w:val="1C3A36"/>
                 <w:sz w:val="17"/>
               </w:rPr>
-              <w:t>8.7×</w:t>
+              <w:t>10.5×</w:t>
             </w:r>
           </w:p>
         </w:tc>
@@ -4799,7 +4809,7 @@
                 <w:color w:val="1C3A36"/>
                 <w:sz w:val="17"/>
               </w:rPr>
-              <w:t>enterprise value 245,770 over FY2025 house EBITDA 28,363 (EBIT + D&amp;A). Two base notes: this trailing EV is market cap plus net debt WITHOUT the associates/minority adjustments the justified multiple below carries — a simpler market-observable convention, labelled as such; and on the company's own published non-GAAP EBITDA (a different, larger definition) the multiple would be lower</w:t>
+              <w:t>enterprise value 298,861 over FY2025 house EBITDA 28,363 (EBIT + D&amp;A). Two base notes: this trailing EV is market cap plus net debt WITHOUT the associates/minority adjustments the justified multiple below carries — a simpler market-observable convention, labelled as such; and on the company's own published non-GAAP EBITDA (a different, larger definition) the multiple would be lower</w:t>
             </w:r>
           </w:p>
         </w:tc>
@@ -4836,7 +4846,7 @@
                 <w:color w:val="1C3A36"/>
                 <w:sz w:val="17"/>
               </w:rPr>
-              <w:t>13.0×</w:t>
+              <w:t>16.1×</w:t>
             </w:r>
           </w:p>
         </w:tc>
@@ -4854,7 +4864,7 @@
                 <w:color w:val="1C3A36"/>
                 <w:sz w:val="17"/>
               </w:rPr>
-              <w:t>price 105.20 over attributable earnings per share of 8.10</w:t>
+              <w:t>price 130.00 over attributable earnings per share of 8.10</w:t>
             </w:r>
           </w:p>
         </w:tc>
@@ -4891,7 +4901,7 @@
                 <w:color w:val="1C3A36"/>
                 <w:sz w:val="17"/>
               </w:rPr>
-              <w:t>14.8×</w:t>
+              <w:t>18.2×</w:t>
             </w:r>
           </w:p>
         </w:tc>
@@ -4946,7 +4956,7 @@
                 <w:color w:val="1C3A36"/>
                 <w:sz w:val="17"/>
               </w:rPr>
-              <w:t>3.4×</w:t>
+              <w:t>4.2×</w:t>
             </w:r>
           </w:p>
         </w:tc>
@@ -5117,7 +5127,7 @@
                 <w:color w:val="1C3A36"/>
                 <w:sz w:val="17"/>
               </w:rPr>
-              <w:t>(-960)</w:t>
+              <w:t>(-879)</w:t>
             </w:r>
           </w:p>
         </w:tc>
@@ -5172,7 +5182,7 @@
                 <w:color w:val="1C3A36"/>
                 <w:sz w:val="17"/>
               </w:rPr>
-              <w:t>80.58</w:t>
+              <w:t>70.15</w:t>
             </w:r>
           </w:p>
         </w:tc>
@@ -5190,7 +5200,7 @@
                 <w:color w:val="1C3A36"/>
                 <w:sz w:val="17"/>
               </w:rPr>
-              <w:t>bear 66.93 at 5.5× / bull 101.05 at 8.0×; rolled to the anchor date on the same two lines as the cash-flow bridge</w:t>
+              <w:t>bear 58.20 at 5.5× / bull 88.09 at 8.0×; rolled to the anchor date on the same two lines as the cash-flow bridge</w:t>
             </w:r>
           </w:p>
         </w:tc>
@@ -5212,7 +5222,7 @@
           <w:color w:val="1C3A36"/>
           <w:sz w:val="21"/>
         </w:rPr>
-        <w:t>Two things about this lens should be read before its number is. First, applying a multiple to a forecast year gives an enterprise value AS AT that year; it has to be discounted back before it can be compared with today's price. Not doing so would have produced EGP 130.11 per share instead of 80.58 — a EGP 49.53 overstatement, which an earlier draft of this study contained. Second, the justified multiple is a judgement, not a peer-derived figure.</w:t>
+        <w:t>Two things about this lens should be read before its number is. First, applying a multiple to a forecast year gives an enterprise value AS AT that year; it has to be discounted back before it can be compared with today's price. Not doing so would have produced EGP 134.15 per share instead of 70.15 — a EGP 64.00 overstatement, which an earlier draft of this study contained. Second, the justified multiple is a judgement, not a peer-derived figure.</w:t>
       </w:r>
     </w:p>
     <w:p>
@@ -5577,7 +5587,7 @@
                 <w:color w:val="1C3A36"/>
                 <w:sz w:val="17"/>
               </w:rPr>
-              <w:t>(10,648)</w:t>
+              <w:t>(13,432)</w:t>
             </w:r>
           </w:p>
         </w:tc>
@@ -5614,7 +5624,7 @@
                 <w:color w:val="1C3A36"/>
                 <w:sz w:val="17"/>
               </w:rPr>
-              <w:t>22,831</w:t>
+              <w:t>20,048</w:t>
             </w:r>
           </w:p>
         </w:tc>
@@ -5655,7 +5665,7 @@
                 <w:color w:val="1C3A36"/>
                 <w:sz w:val="17"/>
               </w:rPr>
-              <w:t>10.66</w:t>
+              <w:t>9.36</w:t>
             </w:r>
           </w:p>
         </w:tc>
@@ -5692,7 +5702,7 @@
                 <w:color w:val="1C3A36"/>
                 <w:sz w:val="17"/>
               </w:rPr>
-              <w:t>109.52</w:t>
+              <w:t>98.96</w:t>
             </w:r>
           </w:p>
         </w:tc>
@@ -5714,7 +5724,7 @@
           <w:color w:val="6E7B77"/>
           <w:sz w:val="17"/>
         </w:rPr>
-        <w:t>Bear 84.77 at 7.0× and bull 140.45 at 11.5×, both rolled to the anchor date like every other lens. Every input row is the figure the computation actually uses — the associate line is the FY2026E forecast, not the FY2025 actual. One disclosed conservatism: equity-method associate income is taxed at 24.5% inside this lens although it arrives already post-tax at the investee — worth about +0.4/share on the central if removed. The justified multiple is held well below what a comparable industrial franchise would attract in a developed market, because an Egyptian cost of equity near 28% mathematically compresses what any stream of earnings is worth.</w:t>
+        <w:t>Bear 76.56 at 7.0× and bull 126.96 at 11.5×, both rolled to the anchor date like every other lens. Every input row is the figure the computation actually uses — the associate line is the FY2026E forecast, not the FY2025 actual. One disclosed conservatism: equity-method associate income is taxed at 24.5% inside this lens although it arrives already post-tax at the investee — worth about +0.4/share on the central if removed. The justified multiple is held well below what a comparable industrial franchise would attract in a developed market, because an Egyptian cost of equity near 30% mathematically compresses what any stream of earnings is worth.</w:t>
       </w:r>
     </w:p>
     <w:p>
@@ -5782,7 +5792,7 @@
           <w:color w:val="6E7B77"/>
           <w:sz w:val="17"/>
         </w:rPr>
-        <w:t>Figure 1 — the four lenses against the market price of 105.20. Each bar is that lens's bear-to-bull span; the brass tick is its base case.</w:t>
+        <w:t>Figure 1 — the four lenses against the market price of 130.00. Each bar is that lens's bear-to-bull span; the brass tick is its base case.</w:t>
       </w:r>
     </w:p>
     <w:tbl>
@@ -5963,7 +5973,7 @@
                 <w:color w:val="1C3A36"/>
                 <w:sz w:val="17"/>
               </w:rPr>
-              <w:t>19.89</w:t>
+              <w:t>16.18</w:t>
             </w:r>
           </w:p>
         </w:tc>
@@ -5981,7 +5991,7 @@
                 <w:color w:val="1C3A36"/>
                 <w:sz w:val="17"/>
               </w:rPr>
-              <w:t>55.48</w:t>
+              <w:t>43.51</w:t>
             </w:r>
           </w:p>
         </w:tc>
@@ -5999,7 +6009,7 @@
                 <w:color w:val="1C3A36"/>
                 <w:sz w:val="17"/>
               </w:rPr>
-              <w:t>104.96</w:t>
+              <w:t>83.80</w:t>
             </w:r>
           </w:p>
         </w:tc>
@@ -6035,7 +6045,7 @@
                 <w:color w:val="1C3A36"/>
                 <w:sz w:val="17"/>
               </w:rPr>
-              <w:t>-47%</w:t>
+              <w:t>-67%</w:t>
             </w:r>
           </w:p>
         </w:tc>
@@ -6072,7 +6082,7 @@
                 <w:color w:val="1C3A36"/>
                 <w:sz w:val="17"/>
               </w:rPr>
-              <w:t>66.93</w:t>
+              <w:t>58.20</w:t>
             </w:r>
           </w:p>
         </w:tc>
@@ -6090,7 +6100,7 @@
                 <w:color w:val="1C3A36"/>
                 <w:sz w:val="17"/>
               </w:rPr>
-              <w:t>80.58</w:t>
+              <w:t>70.15</w:t>
             </w:r>
           </w:p>
         </w:tc>
@@ -6108,7 +6118,7 @@
                 <w:color w:val="1C3A36"/>
                 <w:sz w:val="17"/>
               </w:rPr>
-              <w:t>101.05</w:t>
+              <w:t>88.09</w:t>
             </w:r>
           </w:p>
         </w:tc>
@@ -6144,7 +6154,7 @@
                 <w:color w:val="1C3A36"/>
                 <w:sz w:val="17"/>
               </w:rPr>
-              <w:t>-23%</w:t>
+              <w:t>-46%</w:t>
             </w:r>
           </w:p>
         </w:tc>
@@ -6181,7 +6191,7 @@
                 <w:color w:val="1C3A36"/>
                 <w:sz w:val="17"/>
               </w:rPr>
-              <w:t>84.77</w:t>
+              <w:t>76.56</w:t>
             </w:r>
           </w:p>
         </w:tc>
@@ -6199,7 +6209,7 @@
                 <w:color w:val="1C3A36"/>
                 <w:sz w:val="17"/>
               </w:rPr>
-              <w:t>109.52</w:t>
+              <w:t>98.96</w:t>
             </w:r>
           </w:p>
         </w:tc>
@@ -6217,7 +6227,7 @@
                 <w:color w:val="1C3A36"/>
                 <w:sz w:val="17"/>
               </w:rPr>
-              <w:t>140.45</w:t>
+              <w:t>126.96</w:t>
             </w:r>
           </w:p>
         </w:tc>
@@ -6253,7 +6263,7 @@
                 <w:color w:val="1C3A36"/>
                 <w:sz w:val="17"/>
               </w:rPr>
-              <w:t>+4%</w:t>
+              <w:t>-24%</w:t>
             </w:r>
           </w:p>
         </w:tc>
@@ -6290,7 +6300,7 @@
                 <w:color w:val="1C3A36"/>
                 <w:sz w:val="17"/>
               </w:rPr>
-              <w:t>35.33</w:t>
+              <w:t>33.36</w:t>
             </w:r>
           </w:p>
         </w:tc>
@@ -6308,7 +6318,7 @@
                 <w:color w:val="1C3A36"/>
                 <w:sz w:val="17"/>
               </w:rPr>
-              <w:t>54.76</w:t>
+              <w:t>49.21</w:t>
             </w:r>
           </w:p>
         </w:tc>
@@ -6326,7 +6336,7 @@
                 <w:color w:val="1C3A36"/>
                 <w:sz w:val="17"/>
               </w:rPr>
-              <w:t>61.63</w:t>
+              <w:t>55.40</w:t>
             </w:r>
           </w:p>
         </w:tc>
@@ -6362,7 +6372,7 @@
                 <w:color w:val="1C3A36"/>
                 <w:sz w:val="17"/>
               </w:rPr>
-              <w:t>-48%</w:t>
+              <w:t>-62%</w:t>
             </w:r>
           </w:p>
         </w:tc>
@@ -6403,7 +6413,7 @@
                 <w:color w:val="1C3A36"/>
                 <w:sz w:val="17"/>
               </w:rPr>
-              <w:t>19.89</w:t>
+              <w:t>16.18</w:t>
             </w:r>
           </w:p>
         </w:tc>
@@ -6423,7 +6433,7 @@
                 <w:color w:val="1C3A36"/>
                 <w:sz w:val="17"/>
               </w:rPr>
-              <w:t>55.48</w:t>
+              <w:t>43.51</w:t>
             </w:r>
           </w:p>
         </w:tc>
@@ -6443,7 +6453,7 @@
                 <w:color w:val="1C3A36"/>
                 <w:sz w:val="17"/>
               </w:rPr>
-              <w:t>104.96</w:t>
+              <w:t>83.80</w:t>
             </w:r>
           </w:p>
         </w:tc>
@@ -6483,7 +6493,7 @@
                 <w:color w:val="1C3A36"/>
                 <w:sz w:val="17"/>
               </w:rPr>
-              <w:t>-47%</w:t>
+              <w:t>-67%</w:t>
             </w:r>
           </w:p>
         </w:tc>
@@ -6537,7 +6547,7 @@
                 <w:color w:val="1C3A36"/>
                 <w:sz w:val="17"/>
               </w:rPr>
-              <w:t>71.20</w:t>
+              <w:t>60.78</w:t>
             </w:r>
           </w:p>
         </w:tc>
@@ -6590,7 +6600,7 @@
                 <w:color w:val="1C3A36"/>
                 <w:sz w:val="17"/>
               </w:rPr>
-              <w:t>-32%</w:t>
+              <w:t>-53%</w:t>
             </w:r>
           </w:p>
         </w:tc>
@@ -6612,7 +6622,7 @@
           <w:color w:val="1C3A36"/>
           <w:sz w:val="21"/>
         </w:rPr>
-        <w:t>The four lenses do not agree, and the disagreement is informative rather than embarrassing. The two lenses that look at earnings — relative multiples and normalised earnings power — land near or slightly above the market price. The two that discount cash or capital at an Egyptian cost of capital land well below it. This is the same disagreement in two forms: a multiple imported from a market with a low cost of capital implicitly assumes a low cost of capital, and a discounted model applied with an Egyptian one does not. THE CENTRAL DOES NOT SIT BETWEEN THEM: it is the cash-flow lens itself at EGP 55.48, and the market-anchored reads are published beside it at their own values so a reader can judge the disagreement rather than receive a number in which it has already been settled by a weight. An earlier edition did settle it that way and reported EGP 71.20, -32% against the price where this study holds -47%.</w:t>
+        <w:t>The four lenses do not agree, and the disagreement is informative rather than embarrassing. The two lenses that look at earnings — relative multiples and normalised earnings power — land near or slightly above the market price. The two that discount cash or capital at an Egyptian cost of capital land well below it. This is the same disagreement in two forms: a multiple imported from a market with a low cost of capital implicitly assumes a low cost of capital, and a discounted model applied with an Egyptian one does not. THE CENTRAL DOES NOT SIT BETWEEN THEM: it is the cash-flow lens itself at EGP 43.51, and the market-anchored reads are published beside it at their own values so a reader can judge the disagreement rather than receive a number in which it has already been settled by a weight. An earlier edition did settle it that way and reported EGP 60.78, -53% against the price where this study holds -67%.</w:t>
       </w:r>
     </w:p>
     <w:p>
@@ -11383,7 +11393,7 @@
           <w:color w:val="1C3A36"/>
           <w:sz w:val="21"/>
         </w:rPr>
-        <w:t>The model holds this ratio near 19.9% of revenue, the FY2025 disclosed level. That single assumption is worth a great deal: every percentage point of revenue added to or removed from working-capital intensity is worth roughly EGP 2.33-2.50 per share (the local slope at the base and the average across the tested 17-23% span). If the group converts working capital further — collecting faster, or pushing more of the funding onto suppliers and customers — the cash-flow model reprices sharply upward. If FY2025's improvement reverses, it reprices down just as fast.</w:t>
+        <w:t>The model holds this ratio near 19.9% of revenue, the FY2025 disclosed level. That single assumption is worth a great deal: every percentage point of revenue added to or removed from working-capital intensity is worth roughly EGP 2.18-2.33 per share (the local slope at the base and the average across the tested 17-23% span). If the group converts working capital further — collecting faster, or pushing more of the funding onto suppliers and customers — the cash-flow model reprices sharply upward. If FY2025's improvement reverses, it reprices down just as fast.</w:t>
       </w:r>
     </w:p>
     <w:p>
@@ -11770,7 +11780,7 @@
                 <w:color w:val="1C3A36"/>
                 <w:sz w:val="16"/>
               </w:rPr>
-              <w:t>1.009</w:t>
+              <w:t>1.225</w:t>
             </w:r>
           </w:p>
         </w:tc>
@@ -11788,7 +11798,7 @@
                 <w:color w:val="1C3A36"/>
                 <w:sz w:val="16"/>
               </w:rPr>
-              <w:t>1.009</w:t>
+              <w:t>1.225</w:t>
             </w:r>
           </w:p>
         </w:tc>
@@ -11806,7 +11816,7 @@
                 <w:color w:val="1C3A36"/>
                 <w:sz w:val="16"/>
               </w:rPr>
-              <w:t>own-stock weekly regression against a 31-name equal-weight local composite over five years: R-squared 0.291, n = 258, standard error 0.098, 90% interval [0.85, 1.17]</w:t>
+              <w:t>own-stock weekly regression against a 31-name equal-weight local composite over five years: R-squared 0.368, n = 256, standard error 0.170, 90% interval [0.95, 1.50]</w:t>
             </w:r>
           </w:p>
         </w:tc>
@@ -11916,7 +11926,7 @@
                 <w:color w:val="1C3A36"/>
                 <w:sz w:val="16"/>
               </w:rPr>
-              <w:t>28.4%</w:t>
+              <w:t>30.4%</w:t>
             </w:r>
           </w:p>
         </w:tc>
@@ -11934,7 +11944,7 @@
                 <w:color w:val="1C3A36"/>
                 <w:sz w:val="16"/>
               </w:rPr>
-              <w:t>17.6%</w:t>
+              <w:t>19.1%</w:t>
             </w:r>
           </w:p>
         </w:tc>
@@ -12142,7 +12152,7 @@
                 <w:color w:val="1C3A36"/>
                 <w:sz w:val="16"/>
               </w:rPr>
-              <w:t>8.4%</w:t>
+              <w:t>6.9%</w:t>
             </w:r>
           </w:p>
         </w:tc>
@@ -12215,7 +12225,7 @@
                 <w:color w:val="1C3A36"/>
                 <w:sz w:val="16"/>
               </w:rPr>
-              <w:t>26.6%</w:t>
+              <w:t>28.8%</w:t>
             </w:r>
           </w:p>
         </w:tc>
@@ -12233,7 +12243,7 @@
                 <w:color w:val="1C3A36"/>
                 <w:sz w:val="16"/>
               </w:rPr>
-              <w:t>15.9%</w:t>
+              <w:t>17.2%</w:t>
             </w:r>
           </w:p>
         </w:tc>
@@ -12666,7 +12676,7 @@
                 <w:color w:val="1C3A36"/>
                 <w:sz w:val="16"/>
               </w:rPr>
-              <w:t>The rating basis from the same published table: spread 6.4%, premium 13.9%, cost of equity 30.0%</w:t>
+              <w:t>The rating basis from the same published table: spread 6.4%, premium 13.9%, cost of equity 33.0%</w:t>
             </w:r>
           </w:p>
         </w:tc>
@@ -12684,7 +12694,7 @@
                 <w:color w:val="1C3A36"/>
                 <w:sz w:val="16"/>
               </w:rPr>
-              <w:t>EGP 34.38 (against 55.48)</w:t>
+              <w:t>EGP 25.23 (against 43.51)</w:t>
             </w:r>
           </w:p>
         </w:tc>
@@ -12702,7 +12712,7 @@
                 <w:color w:val="1C3A36"/>
                 <w:sz w:val="16"/>
               </w:rPr>
-              <w:t>Both are columns of the same published source. The market-observed basis is preferred to the agency-rating basis, which lags. This is the single largest open question in the cost of capital and the alternative is worth roughly 21.10 per share</w:t>
+              <w:t>Both are columns of the same published source. The market-observed basis is preferred to the agency-rating basis, which lags. This is the single largest open question in the cost of capital and the alternative is worth roughly 18.28 per share</w:t>
             </w:r>
           </w:p>
         </w:tc>
@@ -12757,7 +12767,7 @@
                 <w:color w:val="1C3A36"/>
                 <w:sz w:val="16"/>
               </w:rPr>
-              <w:t>EGP 62.37 (6.88)</w:t>
+              <w:t>EGP 48.70 (5.19)</w:t>
             </w:r>
           </w:p>
         </w:tc>
@@ -12812,7 +12822,7 @@
                 <w:color w:val="1C3A36"/>
                 <w:sz w:val="16"/>
               </w:rPr>
-              <w:t>On gross debt (21.7% weight, cost of capital 23.8%)</w:t>
+              <w:t>On gross debt (18.3% weight, cost of capital 26.2%)</w:t>
             </w:r>
           </w:p>
         </w:tc>
@@ -12903,7 +12913,7 @@
                 <w:color w:val="1C3A36"/>
                 <w:sz w:val="16"/>
               </w:rPr>
-              <w:t>EGP 55.16 (-0.32)</w:t>
+              <w:t>EGP 43.30 (-0.21)</w:t>
             </w:r>
           </w:p>
         </w:tc>
@@ -12921,7 +12931,7 @@
                 <w:color w:val="1C3A36"/>
                 <w:sz w:val="16"/>
               </w:rPr>
-              <w:t>Net debt carries only 8.4% of the capital structure, so even this 444-basis-point swing in Kd moves the fair value by well under 1% — smaller than it looks. CAUTION: keeping the currency-composition basis as primary means the hard-currency debt is carried at its coupon rate, not compensated for devaluation risk beyond what this forecast's own exchange-rate path already assumes</w:t>
+              <w:t>Net debt carries only 6.9% of the capital structure, so even this 444-basis-point swing in Kd moves the fair value by well under 1% — smaller than it looks. CAUTION: keeping the currency-composition basis as primary means the hard-currency debt is carried at its coupon rate, not compensated for devaluation risk beyond what this forecast's own exchange-rate path already assumes</w:t>
             </w:r>
           </w:p>
         </w:tc>
@@ -13089,7 +13099,7 @@
           <w:color w:val="6E7B77"/>
           <w:sz w:val="17"/>
         </w:rPr>
-        <w:t>The rating-basis column is the one most often raised against this study. It is not a correction to an error — both bases are published by the same source and both appear in this study's input register — but it is a material choice, and at EGP 34.38 the alternative sits well below the primary. A reader who prefers agency ratings to market spreads should use that number. (A July-2026 refresh of the same file reportedly lifts the rating-basis premium by roughly one point, making that alternative slightly more adverse still; the CDS-basis primary reproduces almost unchanged from the July parameters.)</w:t>
+        <w:t>The rating-basis column is the one most often raised against this study. It is not a correction to an error — both bases are published by the same source and both appear in this study's input register — but it is a material choice, and at EGP 25.23 the alternative sits well below the primary. A reader who prefers agency ratings to market spreads should use that number. (A July-2026 refresh of the same file reportedly lifts the rating-basis premium by roughly one point, making that alternative slightly more adverse still; the CDS-basis primary reproduces almost unchanged from the July parameters.)</w:t>
       </w:r>
     </w:p>
     <w:p>
@@ -13157,7 +13167,7 @@
           <w:color w:val="6E7B77"/>
           <w:sz w:val="17"/>
         </w:rPr>
-        <w:t>Figure 3 — discounted-cash-flow fair value per share across the terminal cost of capital and terminal growth. No cell in the tested range reaches the market price of 105.20: even the most generous corner sits well below it.</w:t>
+        <w:t>Figure 3 — discounted-cash-flow fair value per share across the terminal cost of capital and terminal growth. No cell in the tested range reaches the market price of 130.00: even the most generous corner sits well below it.</w:t>
       </w:r>
     </w:p>
     <w:p>
@@ -13239,7 +13249,7 @@
                 <w:color w:val="1C3A36"/>
                 <w:sz w:val="16"/>
               </w:rPr>
-              <w:t>23.6%</w:t>
+              <w:t>25.8%</w:t>
             </w:r>
           </w:p>
         </w:tc>
@@ -13258,7 +13268,7 @@
                 <w:color w:val="1C3A36"/>
                 <w:sz w:val="16"/>
               </w:rPr>
-              <w:t>25.1%</w:t>
+              <w:t>27.3%</w:t>
             </w:r>
           </w:p>
         </w:tc>
@@ -13277,7 +13287,7 @@
                 <w:color w:val="1C3A36"/>
                 <w:sz w:val="16"/>
               </w:rPr>
-              <w:t>26.6%</w:t>
+              <w:t>28.8%</w:t>
             </w:r>
           </w:p>
         </w:tc>
@@ -13296,7 +13306,7 @@
                 <w:color w:val="1C3A36"/>
                 <w:sz w:val="16"/>
               </w:rPr>
-              <w:t>28.1%</w:t>
+              <w:t>30.3%</w:t>
             </w:r>
           </w:p>
         </w:tc>
@@ -13315,7 +13325,7 @@
                 <w:color w:val="1C3A36"/>
                 <w:sz w:val="16"/>
               </w:rPr>
-              <w:t>29.6%</w:t>
+              <w:t>31.8%</w:t>
             </w:r>
           </w:p>
         </w:tc>
@@ -13334,7 +13344,7 @@
                 <w:color w:val="1C3A36"/>
                 <w:sz w:val="16"/>
               </w:rPr>
-              <w:t>terminal 13.9%</w:t>
+              <w:t>terminal 15.2%</w:t>
             </w:r>
           </w:p>
         </w:tc>
@@ -13352,7 +13362,7 @@
                 <w:color w:val="1C3A36"/>
                 <w:sz w:val="16"/>
               </w:rPr>
-              <w:t>84.66</w:t>
+              <w:t>68.64</w:t>
             </w:r>
           </w:p>
         </w:tc>
@@ -13370,7 +13380,7 @@
                 <w:color w:val="1C3A36"/>
                 <w:sz w:val="16"/>
               </w:rPr>
-              <w:t>82.13</w:t>
+              <w:t>66.58</w:t>
             </w:r>
           </w:p>
         </w:tc>
@@ -13388,7 +13398,7 @@
                 <w:color w:val="1C3A36"/>
                 <w:sz w:val="16"/>
               </w:rPr>
-              <w:t>79.70</w:t>
+              <w:t>64.58</w:t>
             </w:r>
           </w:p>
         </w:tc>
@@ -13406,7 +13416,7 @@
                 <w:color w:val="1C3A36"/>
                 <w:sz w:val="16"/>
               </w:rPr>
-              <w:t>77.34</w:t>
+              <w:t>62.65</w:t>
             </w:r>
           </w:p>
         </w:tc>
@@ -13424,7 +13434,7 @@
                 <w:color w:val="1C3A36"/>
                 <w:sz w:val="16"/>
               </w:rPr>
-              <w:t>75.07</w:t>
+              <w:t>60.79</w:t>
             </w:r>
           </w:p>
         </w:tc>
@@ -13443,7 +13453,7 @@
                 <w:color w:val="1C3A36"/>
                 <w:sz w:val="16"/>
               </w:rPr>
-              <w:t>terminal 14.9%</w:t>
+              <w:t>terminal 16.2%</w:t>
             </w:r>
           </w:p>
         </w:tc>
@@ -13461,7 +13471,7 @@
                 <w:color w:val="1C3A36"/>
                 <w:sz w:val="16"/>
               </w:rPr>
-              <w:t>72.53</w:t>
+              <w:t>59.93</w:t>
             </w:r>
           </w:p>
         </w:tc>
@@ -13479,7 +13489,7 @@
                 <w:color w:val="1C3A36"/>
                 <w:sz w:val="16"/>
               </w:rPr>
-              <w:t>70.33</w:t>
+              <w:t>58.10</w:t>
             </w:r>
           </w:p>
         </w:tc>
@@ -13497,7 +13507,7 @@
                 <w:color w:val="1C3A36"/>
                 <w:sz w:val="16"/>
               </w:rPr>
-              <w:t>68.22</w:t>
+              <w:t>56.33</w:t>
             </w:r>
           </w:p>
         </w:tc>
@@ -13515,7 +13525,7 @@
                 <w:color w:val="1C3A36"/>
                 <w:sz w:val="16"/>
               </w:rPr>
-              <w:t>66.17</w:t>
+              <w:t>54.63</w:t>
             </w:r>
           </w:p>
         </w:tc>
@@ -13533,7 +13543,7 @@
                 <w:color w:val="1C3A36"/>
                 <w:sz w:val="16"/>
               </w:rPr>
-              <w:t>64.20</w:t>
+              <w:t>52.98</w:t>
             </w:r>
           </w:p>
         </w:tc>
@@ -13552,7 +13562,7 @@
                 <w:color w:val="1C3A36"/>
                 <w:sz w:val="16"/>
               </w:rPr>
-              <w:t>terminal 15.9%</w:t>
+              <w:t>terminal 17.2%</w:t>
             </w:r>
           </w:p>
         </w:tc>
@@ -13570,7 +13580,7 @@
                 <w:color w:val="1C3A36"/>
                 <w:sz w:val="16"/>
               </w:rPr>
-              <w:t>63.12</w:t>
+              <w:t>52.93</w:t>
             </w:r>
           </w:p>
         </w:tc>
@@ -13588,7 +13598,7 @@
                 <w:color w:val="1C3A36"/>
                 <w:sz w:val="16"/>
               </w:rPr>
-              <w:t>61.18</w:t>
+              <w:t>51.29</w:t>
             </w:r>
           </w:p>
         </w:tc>
@@ -13606,7 +13616,7 @@
                 <w:color w:val="1C3A36"/>
                 <w:sz w:val="16"/>
               </w:rPr>
-              <w:t>59.31</w:t>
+              <w:t>49.71</w:t>
             </w:r>
           </w:p>
         </w:tc>
@@ -13624,7 +13634,7 @@
                 <w:color w:val="1C3A36"/>
                 <w:sz w:val="16"/>
               </w:rPr>
-              <w:t>57.51</w:t>
+              <w:t>48.18</w:t>
             </w:r>
           </w:p>
         </w:tc>
@@ -13642,7 +13652,7 @@
                 <w:color w:val="1C3A36"/>
                 <w:sz w:val="16"/>
               </w:rPr>
-              <w:t>55.77</w:t>
+              <w:t>46.70</w:t>
             </w:r>
           </w:p>
         </w:tc>
@@ -13661,7 +13671,7 @@
                 <w:color w:val="1C3A36"/>
                 <w:sz w:val="16"/>
               </w:rPr>
-              <w:t>terminal 16.9%</w:t>
+              <w:t>terminal 18.2%</w:t>
             </w:r>
           </w:p>
         </w:tc>
@@ -13679,7 +13689,7 @@
                 <w:color w:val="1C3A36"/>
                 <w:sz w:val="16"/>
               </w:rPr>
-              <w:t>55.61</w:t>
+              <w:t>47.19</w:t>
             </w:r>
           </w:p>
         </w:tc>
@@ -13697,7 +13707,7 @@
                 <w:color w:val="1C3A36"/>
                 <w:sz w:val="16"/>
               </w:rPr>
-              <w:t>53.88</w:t>
+              <w:t>45.70</w:t>
             </w:r>
           </w:p>
         </w:tc>
@@ -13715,7 +13725,7 @@
                 <w:color w:val="1C3A36"/>
                 <w:sz w:val="16"/>
               </w:rPr>
-              <w:t>52.21</w:t>
+              <w:t>44.27</w:t>
             </w:r>
           </w:p>
         </w:tc>
@@ -13733,7 +13743,7 @@
                 <w:color w:val="1C3A36"/>
                 <w:sz w:val="16"/>
               </w:rPr>
-              <w:t>50.60</w:t>
+              <w:t>42.88</w:t>
             </w:r>
           </w:p>
         </w:tc>
@@ -13751,7 +13761,7 @@
                 <w:color w:val="1C3A36"/>
                 <w:sz w:val="16"/>
               </w:rPr>
-              <w:t>49.04</w:t>
+              <w:t>41.54</w:t>
             </w:r>
           </w:p>
         </w:tc>
@@ -13770,7 +13780,7 @@
                 <w:color w:val="1C3A36"/>
                 <w:sz w:val="16"/>
               </w:rPr>
-              <w:t>terminal 17.9%</w:t>
+              <w:t>terminal 19.2%</w:t>
             </w:r>
           </w:p>
         </w:tc>
@@ -13788,7 +13798,7 @@
                 <w:color w:val="1C3A36"/>
                 <w:sz w:val="16"/>
               </w:rPr>
-              <w:t>49.48</w:t>
+              <w:t>42.39</w:t>
             </w:r>
           </w:p>
         </w:tc>
@@ -13806,7 +13816,7 @@
                 <w:color w:val="1C3A36"/>
                 <w:sz w:val="16"/>
               </w:rPr>
-              <w:t>47.92</w:t>
+              <w:t>41.03</w:t>
             </w:r>
           </w:p>
         </w:tc>
@@ -13824,7 +13834,7 @@
                 <w:color w:val="1C3A36"/>
                 <w:sz w:val="16"/>
               </w:rPr>
-              <w:t>46.41</w:t>
+              <w:t>39.72</w:t>
             </w:r>
           </w:p>
         </w:tc>
@@ -13842,7 +13852,7 @@
                 <w:color w:val="1C3A36"/>
                 <w:sz w:val="16"/>
               </w:rPr>
-              <w:t>44.96</w:t>
+              <w:t>38.46</w:t>
             </w:r>
           </w:p>
         </w:tc>
@@ -13860,7 +13870,7 @@
                 <w:color w:val="1C3A36"/>
                 <w:sz w:val="16"/>
               </w:rPr>
-              <w:t>43.55</w:t>
+              <w:t>37.24</w:t>
             </w:r>
           </w:p>
         </w:tc>
@@ -14041,7 +14051,7 @@
                 <w:color w:val="1C3A36"/>
                 <w:sz w:val="17"/>
               </w:rPr>
-              <w:t>45.39 – 92.06</w:t>
+              <w:t>46.50 – 94.47</w:t>
             </w:r>
           </w:p>
         </w:tc>
@@ -14059,7 +14069,7 @@
                 <w:color w:val="1C3A36"/>
                 <w:sz w:val="17"/>
               </w:rPr>
-              <w:t>46.67</w:t>
+              <w:t>47.96</w:t>
             </w:r>
           </w:p>
         </w:tc>
@@ -14114,7 +14124,7 @@
                 <w:color w:val="1C3A36"/>
                 <w:sz w:val="17"/>
               </w:rPr>
-              <w:t>53.42 – 69.92</w:t>
+              <w:t>42.08 – 53.56</w:t>
             </w:r>
           </w:p>
         </w:tc>
@@ -14132,7 +14142,7 @@
                 <w:color w:val="1C3A36"/>
                 <w:sz w:val="17"/>
               </w:rPr>
-              <w:t>16.50</w:t>
+              <w:t>11.49</w:t>
             </w:r>
           </w:p>
         </w:tc>
@@ -14187,7 +14197,7 @@
                 <w:color w:val="1C3A36"/>
                 <w:sz w:val="17"/>
               </w:rPr>
-              <w:t>31.52 – 79.44</w:t>
+              <w:t>23.18 – 63.84</w:t>
             </w:r>
           </w:p>
         </w:tc>
@@ -14205,7 +14215,7 @@
                 <w:color w:val="1C3A36"/>
                 <w:sz w:val="17"/>
               </w:rPr>
-              <w:t>47.92</w:t>
+              <w:t>40.67</w:t>
             </w:r>
           </w:p>
         </w:tc>
@@ -14260,7 +14270,7 @@
                 <w:color w:val="1C3A36"/>
                 <w:sz w:val="17"/>
               </w:rPr>
-              <w:t>52.39 – 58.58</w:t>
+              <w:t>41.36 – 45.66</w:t>
             </w:r>
           </w:p>
         </w:tc>
@@ -14278,7 +14288,7 @@
                 <w:color w:val="1C3A36"/>
                 <w:sz w:val="17"/>
               </w:rPr>
-              <w:t>6.19</w:t>
+              <w:t>4.31</w:t>
             </w:r>
           </w:p>
         </w:tc>
@@ -14333,7 +14343,7 @@
                 <w:color w:val="1C3A36"/>
                 <w:sz w:val="17"/>
               </w:rPr>
-              <w:t>47.73 – 62.74</w:t>
+              <w:t>36.28 – 50.27</w:t>
             </w:r>
           </w:p>
         </w:tc>
@@ -14351,7 +14361,7 @@
                 <w:color w:val="1C3A36"/>
                 <w:sz w:val="17"/>
               </w:rPr>
-              <w:t>15.01</w:t>
+              <w:t>13.99</w:t>
             </w:r>
           </w:p>
         </w:tc>
@@ -14406,7 +14416,7 @@
                 <w:color w:val="1C3A36"/>
                 <w:sz w:val="17"/>
               </w:rPr>
-              <w:t>48.94 – 69.38</w:t>
+              <w:t>40.98 – 58.17</w:t>
             </w:r>
           </w:p>
         </w:tc>
@@ -14424,7 +14434,7 @@
                 <w:color w:val="1C3A36"/>
                 <w:sz w:val="17"/>
               </w:rPr>
-              <w:t>20.44</w:t>
+              <w:t>17.19</w:t>
             </w:r>
           </w:p>
         </w:tc>
@@ -14479,7 +14489,7 @@
                 <w:color w:val="1C3A36"/>
                 <w:sz w:val="17"/>
               </w:rPr>
-              <w:t>51.77 – 59.31</w:t>
+              <w:t>45.05 – 49.71</w:t>
             </w:r>
           </w:p>
         </w:tc>
@@ -14497,7 +14507,7 @@
                 <w:color w:val="1C3A36"/>
                 <w:sz w:val="17"/>
               </w:rPr>
-              <w:t>7.54</w:t>
+              <w:t>4.66</w:t>
             </w:r>
           </w:p>
         </w:tc>
@@ -14533,7 +14543,7 @@
           <w:color w:val="1C3A36"/>
           <w:sz w:val="21"/>
         </w:rPr>
-        <w:t>The beta deserves a note. At 1.009 with an R-squared of 0.291 over 258 weekly observations and a standard error of 0.098, this is a well-identified estimate by the standards of this market — the 90% interval spans [0.85, 1.17], comfortably narrower than twice the point estimate, so it is not flagged as a weak instrument. It is also economically sensible: the largest industrial constituent of an index should have a beta near one. A defensive-staple prior of 0.6–0.9 and a cyclical prior of 1.0–1.5 bracket it, and a diversified industrial with a contracting arm belongs in the second.</w:t>
+        <w:t>The beta deserves a note. At 1.225 with an R-squared of 0.368 over 256 weekly observations and a standard error of 0.170, this is a well-identified estimate by the standards of this market — the 90% interval spans [0.95, 1.50], comfortably narrower than twice the point estimate, so it is not flagged as a weak instrument. It is also economically sensible: the largest industrial constituent of an index should have a beta near one. A defensive-staple prior of 0.6–0.9 and a cyclical prior of 1.0–1.5 bracket it, and a diversified industrial with a contracting arm belongs in the second.</w:t>
       </w:r>
     </w:p>
     <w:p>
@@ -14722,7 +14732,7 @@
                 <w:color w:val="1C3A36"/>
                 <w:sz w:val="17"/>
               </w:rPr>
-              <w:t>105.20</w:t>
+              <w:t>130.00</w:t>
             </w:r>
           </w:p>
         </w:tc>
@@ -14795,7 +14805,7 @@
                 <w:color w:val="1C3A36"/>
                 <w:sz w:val="17"/>
               </w:rPr>
-              <w:t>price is +12% against it</w:t>
+              <w:t>price is +39% against it</w:t>
             </w:r>
           </w:p>
         </w:tc>
@@ -14850,7 +14860,7 @@
                 <w:color w:val="1C3A36"/>
                 <w:sz w:val="17"/>
               </w:rPr>
-              <w:t>price is +17% against it</w:t>
+              <w:t>price is +44% against it</w:t>
             </w:r>
           </w:p>
         </w:tc>
@@ -14905,7 +14915,7 @@
                 <w:color w:val="1C3A36"/>
                 <w:sz w:val="17"/>
               </w:rPr>
-              <w:t>price is +22% against it</w:t>
+              <w:t>price is +51% against it</w:t>
             </w:r>
           </w:p>
         </w:tc>
@@ -14960,7 +14970,7 @@
                 <w:color w:val="1C3A36"/>
                 <w:sz w:val="17"/>
               </w:rPr>
-              <w:t>price is +28% against it</w:t>
+              <w:t>price is +59% against it</w:t>
             </w:r>
           </w:p>
         </w:tc>
@@ -15015,7 +15025,7 @@
                 <w:color w:val="1C3A36"/>
                 <w:sz w:val="17"/>
               </w:rPr>
-              <w:t>-3.5% from the high — the high IS the +14.1% print of 4 August 2026, one session before the anchor</w:t>
+              <w:t>+19.2% from the high — the high IS the +14.1% print of 4 August 2026, one session before the anchor</w:t>
             </w:r>
           </w:p>
         </w:tc>
@@ -15070,7 +15080,7 @@
                 <w:color w:val="1C3A36"/>
                 <w:sz w:val="17"/>
               </w:rPr>
-              <w:t>-8% from the high — the conventional basis, and the wider of the two</w:t>
+              <w:t>+14% from the high — the conventional basis, and the wider of the two</w:t>
             </w:r>
           </w:p>
         </w:tc>
@@ -15125,7 +15135,7 @@
                 <w:color w:val="1C3A36"/>
                 <w:sz w:val="17"/>
               </w:rPr>
-              <w:t>+61% from the low</w:t>
+              <w:t>+98% from the low</w:t>
             </w:r>
           </w:p>
         </w:tc>
@@ -15202,7 +15212,7 @@
           <w:color w:val="1C3A36"/>
           <w:sz w:val="21"/>
         </w:rPr>
-        <w:t>The share is above every moving average in the stack, and the stack itself is in ascending order — the configuration that describes an established uptrend. The price has compounded +37% over the last 252 trading sessions (the exchange's trailing year on the supplied series) and sits -3.5% from its 52-week high. Realised volatility of about 48% a year is high in absolute terms and unremarkable for this market. None of this is a valuation argument; it is the price context the valuation has to be read against, and the gap between a strongly trending price and a fundamental central below it is precisely what section 4 addresses.</w:t>
+        <w:t>The share is above every moving average in the stack, and the stack itself is in ascending order — the configuration that describes an established uptrend. The price has compounded +70% over the last 252 trading sessions (the exchange's trailing year on the supplied series) and sits +19.2% from its 52-week high. Realised volatility of about 48% a year is high in absolute terms and unremarkable for this market. None of this is a valuation argument; it is the price context the valuation has to be read against, and the gap between a strongly trending price and a fundamental central below it is precisely what section 4 addresses.</w:t>
       </w:r>
     </w:p>
     <w:p>
@@ -15326,7 +15336,7 @@
           <w:color w:val="6E7B77"/>
           <w:sz w:val="17"/>
         </w:rPr>
-        <w:t>Figure 5 — the forward price cone to three months. The dashed brass line is the fundamental central estimate of 55.48; the dotted line is the spot of 105.20.</w:t>
+        <w:t>Figure 5 — the forward price cone to three months. The dashed brass line is the fundamental central estimate of 43.51; the dotted line is the spot of 130.00.</w:t>
       </w:r>
     </w:p>
     <w:p>
@@ -16349,7 +16359,7 @@
                 <w:color w:val="1C3A36"/>
                 <w:sz w:val="17"/>
               </w:rPr>
-              <w:t>EGP 55.48 central, -47% against the market</w:t>
+              <w:t>EGP 43.51 central, -67% against the market</w:t>
             </w:r>
           </w:p>
         </w:tc>
@@ -16404,7 +16414,7 @@
                 <w:color w:val="1C3A36"/>
                 <w:sz w:val="17"/>
               </w:rPr>
-              <w:t>EGP 55.48, -47%</w:t>
+              <w:t>EGP 43.51, -67%</w:t>
             </w:r>
           </w:p>
         </w:tc>
@@ -16422,7 +16432,7 @@
                 <w:color w:val="1C3A36"/>
                 <w:sz w:val="17"/>
               </w:rPr>
-              <w:t>a cost of capital gliding 26.6% to 15.9%</w:t>
+              <w:t>a cost of capital gliding 28.8% to 17.2%</w:t>
             </w:r>
           </w:p>
         </w:tc>
@@ -16459,7 +16469,7 @@
                 <w:color w:val="1C3A36"/>
                 <w:sz w:val="17"/>
               </w:rPr>
-              <w:t>EGP 69.58, -34%</w:t>
+              <w:t>EGP 57.86, -55%</w:t>
             </w:r>
           </w:p>
         </w:tc>
@@ -16477,7 +16487,7 @@
                 <w:color w:val="1C3A36"/>
                 <w:sz w:val="17"/>
               </w:rPr>
-              <w:t>the hard-currency cash-flow leg discounted at about 10.1%</w:t>
+              <w:t>the hard-currency cash-flow leg discounted at about 11.3%</w:t>
             </w:r>
           </w:p>
         </w:tc>
@@ -16514,7 +16524,7 @@
                 <w:color w:val="1C3A36"/>
                 <w:sz w:val="17"/>
               </w:rPr>
-              <w:t>EGP 80.58, -23%</w:t>
+              <w:t>EGP 70.15, -46%</w:t>
             </w:r>
           </w:p>
         </w:tc>
@@ -16569,7 +16579,7 @@
                 <w:color w:val="1C3A36"/>
                 <w:sz w:val="17"/>
               </w:rPr>
-              <w:t>105.20</w:t>
+              <w:t>130.00</w:t>
             </w:r>
           </w:p>
         </w:tc>
@@ -16678,7 +16688,7 @@
           <w:color w:val="1C3A36"/>
           <w:sz w:val="21"/>
         </w:rPr>
-        <w:t>Our own weighting sits closer to the conservative end because the shares are bought and sold in Egyptian pounds on an Egyptian exchange, the dividends are paid in Egyptian pounds, and the ability of a foreign shareholder to realise value depends on Egyptian capital-account conditions. That is a real risk and it belongs in the discount rate. But a reader who believes that convertibility is not the binding constraint, and that the hard-currency earnings should be valued as hard-currency earnings, will reach a materially higher number using the same cash-flow forecasts — EGP 69.58 on the alternative shown. Neither reader is being unreasonable, and this study declines to hide that behind a single figure.</w:t>
+        <w:t>Our own weighting sits closer to the conservative end because the shares are bought and sold in Egyptian pounds on an Egyptian exchange, the dividends are paid in Egyptian pounds, and the ability of a foreign shareholder to realise value depends on Egyptian capital-account conditions. That is a real risk and it belongs in the discount rate. But a reader who believes that convertibility is not the binding constraint, and that the hard-currency earnings should be valued as hard-currency earnings, will reach a materially higher number using the same cash-flow forecasts — EGP 57.86 on the alternative shown. Neither reader is being unreasonable, and this study declines to hide that behind a single figure.</w:t>
       </w:r>
     </w:p>
     <w:p>
@@ -17211,7 +17221,7 @@
           <w:color w:val="1C3A36"/>
           <w:sz w:val="21"/>
         </w:rPr>
-        <w:t>The three-month distribution in section 3 has a median of 109.91 and a 5th-to-95th percentile span of 78.30 to 154.19. Read that span honestly: it means the model considers a -26% move and a +47% move to be equally unremarkable tail outcomes over a single quarter. Anyone who finds that range uncomfortably wide is reacting to the volatility of the share rather than to the model.</w:t>
+        <w:t>The three-month distribution in section 3 has a median of 109.91 and a 5th-to-95th percentile span of 78.30 to 154.19. Read that span honestly: it means the model considers a -40% move and a +19% move to be equally unremarkable tail outcomes over a single quarter. Anyone who finds that range uncomfortably wide is reacting to the volatility of the share rather than to the model.</w:t>
       </w:r>
     </w:p>
     <w:tbl>
@@ -17552,7 +17562,7 @@
                 <w:color w:val="1C3A36"/>
                 <w:sz w:val="17"/>
               </w:rPr>
-              <w:t>55.48</w:t>
+              <w:t>43.51</w:t>
             </w:r>
           </w:p>
         </w:tc>
@@ -17593,6 +17603,712 @@
           <w:sz w:val="30"/>
         </w:rPr>
         <w:t>7  Caveats and what would change our mind</w:t>
+      </w:r>
+    </w:p>
+    <w:p>
+      <w:pPr>
+        <w:spacing w:after="120" w:before="0"/>
+      </w:pPr>
+      <w:r>
+        <w:rPr>
+          <w:b w:val="0"/>
+          <w:i w:val="0"/>
+          <w:color w:val="1C3A36"/>
+          <w:sz w:val="21"/>
+        </w:rPr>
+        <w:t>The far forecast years are published as RANGES rather than as points, and the range is not an opinion about uncertainty. The method used to build this forecast was rebuilt at twelve past year-ends of Elsewedy Electric's own history, projected forward from each, and scored against what the company went on to report — 750 driver-years in all. The bands below are that record's own error distribution applied to the point path: they say how far this method has actually missed by, at this distance, on this company.</w:t>
+      </w:r>
+    </w:p>
+    <w:tbl>
+      <w:tblPr>
+        <w:tblW w:type="auto" w:w="0"/>
+        <w:jc w:val="center"/>
+        <w:tblLook w:firstColumn="1" w:firstRow="1" w:lastColumn="0" w:lastRow="0" w:noHBand="0" w:noVBand="1" w:val="04A0"/>
+        <w:tblLayout w:type="fixed"/>
+        <w:tblCellMar>
+          <w:top w:w="40" w:type="dxa"/>
+          <w:left w:w="90" w:type="dxa"/>
+          <w:bottom w:w="40" w:type="dxa"/>
+          <w:right w:w="90" w:type="dxa"/>
+        </w:tblCellMar>
+        <w:tblBorders>
+          <w:top w:val="single" w:sz="4" w:space="0" w:color="C9D4D1"/>
+          <w:left w:val="single" w:sz="4" w:space="0" w:color="C9D4D1"/>
+          <w:bottom w:val="single" w:sz="4" w:space="0" w:color="C9D4D1"/>
+          <w:right w:val="single" w:sz="4" w:space="0" w:color="C9D4D1"/>
+          <w:insideH w:val="single" w:sz="4" w:space="0" w:color="C9D4D1"/>
+          <w:insideV w:val="single" w:sz="4" w:space="0" w:color="C9D4D1"/>
+        </w:tblBorders>
+        <w:tblLayout w:type="fixed"/>
+      </w:tblPr>
+      <w:tblGrid>
+        <w:gridCol w:w="3312"/>
+        <w:gridCol w:w="1728"/>
+        <w:gridCol w:w="1728"/>
+        <w:gridCol w:w="1728"/>
+        <w:gridCol w:w="1584"/>
+      </w:tblGrid>
+      <w:tr>
+        <w:tc>
+          <w:tcPr>
+            <w:tcW w:type="dxa" w:w="3312"/>
+            <w:shd w:val="clear" w:color="auto" w:fill="EAF0EE"/>
+          </w:tcPr>
+          <w:p>
+            <w:pPr>
+              <w:spacing w:after="20"/>
+            </w:pPr>
+            <w:r>
+              <w:rPr>
+                <w:b/>
+                <w:color w:val="1C3A36"/>
+                <w:sz w:val="17"/>
+              </w:rPr>
+              <w:t>Year (horizon)</w:t>
+            </w:r>
+          </w:p>
+        </w:tc>
+        <w:tc>
+          <w:tcPr>
+            <w:tcW w:type="dxa" w:w="1728"/>
+            <w:shd w:val="clear" w:color="auto" w:fill="EAF0EE"/>
+          </w:tcPr>
+          <w:p>
+            <w:pPr>
+              <w:spacing w:after="20"/>
+            </w:pPr>
+            <w:r>
+              <w:rPr>
+                <w:b/>
+                <w:color w:val="1C3A36"/>
+                <w:sz w:val="17"/>
+              </w:rPr>
+              <w:t>Low</w:t>
+            </w:r>
+          </w:p>
+        </w:tc>
+        <w:tc>
+          <w:tcPr>
+            <w:tcW w:type="dxa" w:w="1728"/>
+            <w:shd w:val="clear" w:color="auto" w:fill="EAF0EE"/>
+          </w:tcPr>
+          <w:p>
+            <w:pPr>
+              <w:spacing w:after="20"/>
+            </w:pPr>
+            <w:r>
+              <w:rPr>
+                <w:b/>
+                <w:color w:val="1C3A36"/>
+                <w:sz w:val="17"/>
+              </w:rPr>
+              <w:t>Point</w:t>
+            </w:r>
+          </w:p>
+        </w:tc>
+        <w:tc>
+          <w:tcPr>
+            <w:tcW w:type="dxa" w:w="1728"/>
+            <w:shd w:val="clear" w:color="auto" w:fill="EAF0EE"/>
+          </w:tcPr>
+          <w:p>
+            <w:pPr>
+              <w:spacing w:after="20"/>
+            </w:pPr>
+            <w:r>
+              <w:rPr>
+                <w:b/>
+                <w:color w:val="1C3A36"/>
+                <w:sz w:val="17"/>
+              </w:rPr>
+              <w:t>High</w:t>
+            </w:r>
+          </w:p>
+        </w:tc>
+        <w:tc>
+          <w:tcPr>
+            <w:tcW w:type="dxa" w:w="1584"/>
+            <w:shd w:val="clear" w:color="auto" w:fill="EAF0EE"/>
+          </w:tcPr>
+          <w:p>
+            <w:pPr>
+              <w:spacing w:after="20"/>
+            </w:pPr>
+            <w:r>
+              <w:rPr>
+                <w:b/>
+                <w:color w:val="1C3A36"/>
+                <w:sz w:val="17"/>
+              </w:rPr>
+              <w:t>Basis (observations)</w:t>
+            </w:r>
+          </w:p>
+        </w:tc>
+      </w:tr>
+      <w:tr>
+        <w:tc>
+          <w:tcPr>
+            <w:tcW w:type="dxa" w:w="3312"/>
+          </w:tcPr>
+          <w:p>
+            <w:pPr>
+              <w:spacing w:after="20"/>
+            </w:pPr>
+            <w:r>
+              <w:rPr>
+                <w:color w:val="1C3A36"/>
+                <w:sz w:val="17"/>
+              </w:rPr>
+              <w:t>FY2028E — Revenue (EGP mn)</w:t>
+            </w:r>
+          </w:p>
+        </w:tc>
+        <w:tc>
+          <w:tcPr>
+            <w:tcW w:type="dxa" w:w="1728"/>
+          </w:tcPr>
+          <w:p>
+            <w:pPr>
+              <w:spacing w:after="20"/>
+              <w:jc w:val="right"/>
+            </w:pPr>
+            <w:r>
+              <w:rPr>
+                <w:color w:val="1C3A36"/>
+                <w:sz w:val="17"/>
+              </w:rPr>
+              <w:t>252,892</w:t>
+            </w:r>
+          </w:p>
+        </w:tc>
+        <w:tc>
+          <w:tcPr>
+            <w:tcW w:type="dxa" w:w="1728"/>
+          </w:tcPr>
+          <w:p>
+            <w:pPr>
+              <w:spacing w:after="20"/>
+              <w:jc w:val="right"/>
+            </w:pPr>
+            <w:r>
+              <w:rPr>
+                <w:color w:val="1C3A36"/>
+                <w:sz w:val="17"/>
+              </w:rPr>
+              <w:t>466,619</w:t>
+            </w:r>
+          </w:p>
+        </w:tc>
+        <w:tc>
+          <w:tcPr>
+            <w:tcW w:type="dxa" w:w="1728"/>
+          </w:tcPr>
+          <w:p>
+            <w:pPr>
+              <w:spacing w:after="20"/>
+              <w:jc w:val="right"/>
+            </w:pPr>
+            <w:r>
+              <w:rPr>
+                <w:color w:val="1C3A36"/>
+                <w:sz w:val="17"/>
+              </w:rPr>
+              <w:t>1,211,374</w:t>
+            </w:r>
+          </w:p>
+        </w:tc>
+        <w:tc>
+          <w:tcPr>
+            <w:tcW w:type="dxa" w:w="1584"/>
+          </w:tcPr>
+          <w:p>
+            <w:pPr>
+              <w:spacing w:after="20"/>
+              <w:jc w:val="right"/>
+            </w:pPr>
+            <w:r>
+              <w:rPr>
+                <w:color w:val="1C3A36"/>
+                <w:sz w:val="17"/>
+              </w:rPr>
+              <w:t>percentile (9)</w:t>
+            </w:r>
+          </w:p>
+        </w:tc>
+      </w:tr>
+      <w:tr>
+        <w:tc>
+          <w:tcPr>
+            <w:tcW w:type="dxa" w:w="3312"/>
+          </w:tcPr>
+          <w:p>
+            <w:pPr>
+              <w:spacing w:after="20"/>
+            </w:pPr>
+            <w:r>
+              <w:rPr>
+                <w:color w:val="1C3A36"/>
+                <w:sz w:val="17"/>
+              </w:rPr>
+              <w:t>FY2029E — Revenue (EGP mn)</w:t>
+            </w:r>
+          </w:p>
+        </w:tc>
+        <w:tc>
+          <w:tcPr>
+            <w:tcW w:type="dxa" w:w="1728"/>
+          </w:tcPr>
+          <w:p>
+            <w:pPr>
+              <w:spacing w:after="20"/>
+              <w:jc w:val="right"/>
+            </w:pPr>
+            <w:r>
+              <w:rPr>
+                <w:color w:val="1C3A36"/>
+                <w:sz w:val="17"/>
+              </w:rPr>
+              <w:t>183,100</w:t>
+            </w:r>
+          </w:p>
+        </w:tc>
+        <w:tc>
+          <w:tcPr>
+            <w:tcW w:type="dxa" w:w="1728"/>
+          </w:tcPr>
+          <w:p>
+            <w:pPr>
+              <w:spacing w:after="20"/>
+              <w:jc w:val="right"/>
+            </w:pPr>
+            <w:r>
+              <w:rPr>
+                <w:color w:val="1C3A36"/>
+                <w:sz w:val="17"/>
+              </w:rPr>
+              <w:t>510,440</w:t>
+            </w:r>
+          </w:p>
+        </w:tc>
+        <w:tc>
+          <w:tcPr>
+            <w:tcW w:type="dxa" w:w="1728"/>
+          </w:tcPr>
+          <w:p>
+            <w:pPr>
+              <w:spacing w:after="20"/>
+              <w:jc w:val="right"/>
+            </w:pPr>
+            <w:r>
+              <w:rPr>
+                <w:color w:val="1C3A36"/>
+                <w:sz w:val="17"/>
+              </w:rPr>
+              <w:t>1,731,051</w:t>
+            </w:r>
+          </w:p>
+        </w:tc>
+        <w:tc>
+          <w:tcPr>
+            <w:tcW w:type="dxa" w:w="1584"/>
+          </w:tcPr>
+          <w:p>
+            <w:pPr>
+              <w:spacing w:after="20"/>
+              <w:jc w:val="right"/>
+            </w:pPr>
+            <w:r>
+              <w:rPr>
+                <w:color w:val="1C3A36"/>
+                <w:sz w:val="17"/>
+              </w:rPr>
+              <w:t>span (8)</w:t>
+            </w:r>
+          </w:p>
+        </w:tc>
+      </w:tr>
+      <w:tr>
+        <w:tc>
+          <w:tcPr>
+            <w:tcW w:type="dxa" w:w="3312"/>
+          </w:tcPr>
+          <w:p>
+            <w:pPr>
+              <w:spacing w:after="20"/>
+            </w:pPr>
+            <w:r>
+              <w:rPr>
+                <w:color w:val="1C3A36"/>
+                <w:sz w:val="17"/>
+              </w:rPr>
+              <w:t>FY2030E — Revenue (EGP mn)</w:t>
+            </w:r>
+          </w:p>
+        </w:tc>
+        <w:tc>
+          <w:tcPr>
+            <w:tcW w:type="dxa" w:w="1728"/>
+          </w:tcPr>
+          <w:p>
+            <w:pPr>
+              <w:spacing w:after="20"/>
+              <w:jc w:val="right"/>
+            </w:pPr>
+            <w:r>
+              <w:rPr>
+                <w:color w:val="1C3A36"/>
+                <w:sz w:val="17"/>
+              </w:rPr>
+              <w:t>195,106</w:t>
+            </w:r>
+          </w:p>
+        </w:tc>
+        <w:tc>
+          <w:tcPr>
+            <w:tcW w:type="dxa" w:w="1728"/>
+          </w:tcPr>
+          <w:p>
+            <w:pPr>
+              <w:spacing w:after="20"/>
+              <w:jc w:val="right"/>
+            </w:pPr>
+            <w:r>
+              <w:rPr>
+                <w:color w:val="1C3A36"/>
+                <w:sz w:val="17"/>
+              </w:rPr>
+              <w:t>555,225</w:t>
+            </w:r>
+          </w:p>
+        </w:tc>
+        <w:tc>
+          <w:tcPr>
+            <w:tcW w:type="dxa" w:w="1728"/>
+          </w:tcPr>
+          <w:p>
+            <w:pPr>
+              <w:spacing w:after="20"/>
+              <w:jc w:val="right"/>
+            </w:pPr>
+            <w:r>
+              <w:rPr>
+                <w:color w:val="1C3A36"/>
+                <w:sz w:val="17"/>
+              </w:rPr>
+              <w:t>2,023,700</w:t>
+            </w:r>
+          </w:p>
+        </w:tc>
+        <w:tc>
+          <w:tcPr>
+            <w:tcW w:type="dxa" w:w="1584"/>
+          </w:tcPr>
+          <w:p>
+            <w:pPr>
+              <w:spacing w:after="20"/>
+              <w:jc w:val="right"/>
+            </w:pPr>
+            <w:r>
+              <w:rPr>
+                <w:color w:val="1C3A36"/>
+                <w:sz w:val="17"/>
+              </w:rPr>
+              <w:t>span (7)</w:t>
+            </w:r>
+          </w:p>
+        </w:tc>
+      </w:tr>
+      <w:tr>
+        <w:tc>
+          <w:tcPr>
+            <w:tcW w:type="dxa" w:w="3312"/>
+          </w:tcPr>
+          <w:p>
+            <w:pPr>
+              <w:spacing w:after="20"/>
+            </w:pPr>
+            <w:r>
+              <w:rPr>
+                <w:color w:val="1C3A36"/>
+                <w:sz w:val="17"/>
+              </w:rPr>
+              <w:t>FY2028E — Gross profit (EGP mn)</w:t>
+            </w:r>
+          </w:p>
+        </w:tc>
+        <w:tc>
+          <w:tcPr>
+            <w:tcW w:type="dxa" w:w="1728"/>
+          </w:tcPr>
+          <w:p>
+            <w:pPr>
+              <w:spacing w:after="20"/>
+              <w:jc w:val="right"/>
+            </w:pPr>
+            <w:r>
+              <w:rPr>
+                <w:color w:val="1C3A36"/>
+                <w:sz w:val="17"/>
+              </w:rPr>
+              <w:t>26,181</w:t>
+            </w:r>
+          </w:p>
+        </w:tc>
+        <w:tc>
+          <w:tcPr>
+            <w:tcW w:type="dxa" w:w="1728"/>
+          </w:tcPr>
+          <w:p>
+            <w:pPr>
+              <w:spacing w:after="20"/>
+              <w:jc w:val="right"/>
+            </w:pPr>
+            <w:r>
+              <w:rPr>
+                <w:color w:val="1C3A36"/>
+                <w:sz w:val="17"/>
+              </w:rPr>
+              <w:t>56,606</w:t>
+            </w:r>
+          </w:p>
+        </w:tc>
+        <w:tc>
+          <w:tcPr>
+            <w:tcW w:type="dxa" w:w="1728"/>
+          </w:tcPr>
+          <w:p>
+            <w:pPr>
+              <w:spacing w:after="20"/>
+              <w:jc w:val="right"/>
+            </w:pPr>
+            <w:r>
+              <w:rPr>
+                <w:color w:val="1C3A36"/>
+                <w:sz w:val="17"/>
+              </w:rPr>
+              <w:t>162,139</w:t>
+            </w:r>
+          </w:p>
+        </w:tc>
+        <w:tc>
+          <w:tcPr>
+            <w:tcW w:type="dxa" w:w="1584"/>
+          </w:tcPr>
+          <w:p>
+            <w:pPr>
+              <w:spacing w:after="20"/>
+              <w:jc w:val="right"/>
+            </w:pPr>
+            <w:r>
+              <w:rPr>
+                <w:color w:val="1C3A36"/>
+                <w:sz w:val="17"/>
+              </w:rPr>
+              <w:t>percentile (9)</w:t>
+            </w:r>
+          </w:p>
+        </w:tc>
+      </w:tr>
+      <w:tr>
+        <w:tc>
+          <w:tcPr>
+            <w:tcW w:type="dxa" w:w="3312"/>
+          </w:tcPr>
+          <w:p>
+            <w:pPr>
+              <w:spacing w:after="20"/>
+            </w:pPr>
+            <w:r>
+              <w:rPr>
+                <w:color w:val="1C3A36"/>
+                <w:sz w:val="17"/>
+              </w:rPr>
+              <w:t>FY2029E — Gross profit (EGP mn)</w:t>
+            </w:r>
+          </w:p>
+        </w:tc>
+        <w:tc>
+          <w:tcPr>
+            <w:tcW w:type="dxa" w:w="1728"/>
+          </w:tcPr>
+          <w:p>
+            <w:pPr>
+              <w:spacing w:after="20"/>
+              <w:jc w:val="right"/>
+            </w:pPr>
+            <w:r>
+              <w:rPr>
+                <w:color w:val="1C3A36"/>
+                <w:sz w:val="17"/>
+              </w:rPr>
+              <w:t>24,022</w:t>
+            </w:r>
+          </w:p>
+        </w:tc>
+        <w:tc>
+          <w:tcPr>
+            <w:tcW w:type="dxa" w:w="1728"/>
+          </w:tcPr>
+          <w:p>
+            <w:pPr>
+              <w:spacing w:after="20"/>
+              <w:jc w:val="right"/>
+            </w:pPr>
+            <w:r>
+              <w:rPr>
+                <w:color w:val="1C3A36"/>
+                <w:sz w:val="17"/>
+              </w:rPr>
+              <w:t>62,040</w:t>
+            </w:r>
+          </w:p>
+        </w:tc>
+        <w:tc>
+          <w:tcPr>
+            <w:tcW w:type="dxa" w:w="1728"/>
+          </w:tcPr>
+          <w:p>
+            <w:pPr>
+              <w:spacing w:after="20"/>
+              <w:jc w:val="right"/>
+            </w:pPr>
+            <w:r>
+              <w:rPr>
+                <w:color w:val="1C3A36"/>
+                <w:sz w:val="17"/>
+              </w:rPr>
+              <w:t>262,800</w:t>
+            </w:r>
+          </w:p>
+        </w:tc>
+        <w:tc>
+          <w:tcPr>
+            <w:tcW w:type="dxa" w:w="1584"/>
+          </w:tcPr>
+          <w:p>
+            <w:pPr>
+              <w:spacing w:after="20"/>
+              <w:jc w:val="right"/>
+            </w:pPr>
+            <w:r>
+              <w:rPr>
+                <w:color w:val="1C3A36"/>
+                <w:sz w:val="17"/>
+              </w:rPr>
+              <w:t>span (8)</w:t>
+            </w:r>
+          </w:p>
+        </w:tc>
+      </w:tr>
+      <w:tr>
+        <w:tc>
+          <w:tcPr>
+            <w:tcW w:type="dxa" w:w="3312"/>
+          </w:tcPr>
+          <w:p>
+            <w:pPr>
+              <w:spacing w:after="20"/>
+            </w:pPr>
+            <w:r>
+              <w:rPr>
+                <w:color w:val="1C3A36"/>
+                <w:sz w:val="17"/>
+              </w:rPr>
+              <w:t>FY2030E — Gross profit (EGP mn)</w:t>
+            </w:r>
+          </w:p>
+        </w:tc>
+        <w:tc>
+          <w:tcPr>
+            <w:tcW w:type="dxa" w:w="1728"/>
+          </w:tcPr>
+          <w:p>
+            <w:pPr>
+              <w:spacing w:after="20"/>
+              <w:jc w:val="right"/>
+            </w:pPr>
+            <w:r>
+              <w:rPr>
+                <w:color w:val="1C3A36"/>
+                <w:sz w:val="17"/>
+              </w:rPr>
+              <w:t>34,648</w:t>
+            </w:r>
+          </w:p>
+        </w:tc>
+        <w:tc>
+          <w:tcPr>
+            <w:tcW w:type="dxa" w:w="1728"/>
+          </w:tcPr>
+          <w:p>
+            <w:pPr>
+              <w:spacing w:after="20"/>
+              <w:jc w:val="right"/>
+            </w:pPr>
+            <w:r>
+              <w:rPr>
+                <w:color w:val="1C3A36"/>
+                <w:sz w:val="17"/>
+              </w:rPr>
+              <w:t>67,601</w:t>
+            </w:r>
+          </w:p>
+        </w:tc>
+        <w:tc>
+          <w:tcPr>
+            <w:tcW w:type="dxa" w:w="1728"/>
+          </w:tcPr>
+          <w:p>
+            <w:pPr>
+              <w:spacing w:after="20"/>
+              <w:jc w:val="right"/>
+            </w:pPr>
+            <w:r>
+              <w:rPr>
+                <w:color w:val="1C3A36"/>
+                <w:sz w:val="17"/>
+              </w:rPr>
+              <w:t>234,225</w:t>
+            </w:r>
+          </w:p>
+        </w:tc>
+        <w:tc>
+          <w:tcPr>
+            <w:tcW w:type="dxa" w:w="1584"/>
+          </w:tcPr>
+          <w:p>
+            <w:pPr>
+              <w:spacing w:after="20"/>
+              <w:jc w:val="right"/>
+            </w:pPr>
+            <w:r>
+              <w:rPr>
+                <w:color w:val="1C3A36"/>
+                <w:sz w:val="17"/>
+              </w:rPr>
+              <w:t>span (7)</w:t>
+            </w:r>
+          </w:p>
+        </w:tc>
+      </w:tr>
+    </w:tbl>
+    <w:p>
+      <w:pPr>
+        <w:spacing w:after="40"/>
+      </w:pPr>
+    </w:p>
+    <w:p>
+      <w:pPr>
+        <w:spacing w:after="120" w:before="0"/>
+      </w:pPr>
+      <w:r>
+        <w:rPr>
+          <w:b w:val="0"/>
+          <w:i w:val="0"/>
+          <w:color w:val="1C3A36"/>
+          <w:sz w:val="21"/>
+        </w:rPr>
+        <w:t>The bands are wide and they are honest about why: the twelve years they are measured over contain a currency that went from about seven to the pound to about forty-eight, and a revenue line that grew sixteen and a half times. A method scored across that is not going to produce a narrow band at five years, and a narrow one would be a claim this record cannot support. Where nine or more observations exist the band is a tenth-to-ninetieth percentile; below that it is the SPAN of the observations, which is a smaller claim and is labelled as one. Each band multiplies the point: a low of 0.55 and a high of 2.60 means the outturn has landed between 0.55 and 2.60 times what this method projected.</w:t>
       </w:r>
     </w:p>
     <w:p>
@@ -17634,7 +18350,7 @@
           <w:color w:val="1C3A36"/>
           <w:sz w:val="21"/>
         </w:rPr>
-        <w:t>The cash-flow model is constructed at 31 December 2025 (the audited balance-sheet date); every lens value is rolled 217/365 of a year to the 5-Aug-2026 anchor at the 28.4% cost of equity less the EGP 1.85 dividend paid in the window — worth about +7.92 gross on the primary lens. An earlier revision omitted this roll and compared a 31-Dec-2025 value directly to the August price; an external review flagged it, correctly.</w:t>
+        <w:t>The cash-flow model is constructed at 31 December 2025 (the audited balance-sheet date); every lens value is rolled 246/365 of a year to the 3-Sep-2026 anchor at the 30.4% cost of equity less the EGP 1.85 dividend paid in the window — worth about +7.44 gross on the primary lens. An earlier revision omitted this roll and compared a 31-Dec-2025 value directly to the August price; an external review flagged it, correctly.</w:t>
       </w:r>
     </w:p>
     <w:p>
@@ -17655,7 +18371,7 @@
           <w:color w:val="1C3A36"/>
           <w:sz w:val="21"/>
         </w:rPr>
-        <w:t>85% of the enterprise value comes from the terminal value. This is disclosed in the summary table, in the bridge and here. It is a consequence of a high discount rate applied to a business still growing fast — the explicit years are heavily discounted, so the perpetuity carries the weight. The terminal assumptions are stressed across cost of capital, growth and return on invested capital in section 1.9.</w:t>
+        <w:t>82% of the enterprise value comes from the terminal value. This is disclosed in the summary table, in the bridge and here. It is a consequence of a high discount rate applied to a business still growing fast — the explicit years are heavily discounted, so the perpetuity carries the weight. The terminal assumptions are stressed across cost of capital, growth and return on invested capital in section 1.9.</w:t>
       </w:r>
     </w:p>
     <w:p>
@@ -17697,7 +18413,7 @@
           <w:color w:val="1C3A36"/>
           <w:sz w:val="21"/>
         </w:rPr>
-        <w:t>Our primary construction charges the full Egyptian equity risk premium to a company earning just over half its money on a hard-currency-linked basis. The alternative construction gives EGP 69.58. We have chosen the conservative reading and shown the other in full rather than splitting the difference silently.</w:t>
+        <w:t>Our primary construction charges the full Egyptian equity risk premium to a company earning just over half its money on a hard-currency-linked basis. The alternative construction gives EGP 57.86. We have chosen the conservative reading and shown the other in full rather than splitting the difference silently.</w:t>
       </w:r>
     </w:p>
     <w:p>
@@ -17711,14 +18427,14 @@
           <w:color w:val="1C3A36"/>
           <w:sz w:val="21"/>
         </w:rPr>
-        <w:t xml:space="preserve">Terminal growth of 5% is roughly zero in real terms. </w:t>
+        <w:t xml:space="preserve">Terminal growth of 7% is EXACTLY zero in real terms. </w:t>
       </w:r>
       <w:r>
         <w:rPr>
           <w:color w:val="1C3A36"/>
           <w:sz w:val="21"/>
         </w:rPr>
-        <w:t>The terminal risk-free rate embeds 5% inflation, so a 5% nominal terminal growth rate assumes the company stops growing in real terms forever. For a business with a growing hard-currency export franchise that is a conservative assumption, and the 6% and 7% columns of the growth grid are not aggressive.</w:t>
+        <w:t>The terminal rate embeds 7% inflation and the terminal growth rate is DERIVED from it and a stated real growth of zero, so it is not a nominal figure somebody typed beside an inflation assumption. A 7% nominal terminal growth rate assumes the company stops growing in real terms forever. For a business with a growing hard-currency export franchise that is a conservative assumption, and the 6% and 7% columns of the growth grid are not aggressive.</w:t>
       </w:r>
     </w:p>
     <w:p>
@@ -17739,7 +18455,7 @@
           <w:color w:val="1C3A36"/>
           <w:sz w:val="21"/>
         </w:rPr>
-        <w:t>Minorities take 9.7% of group profit but only 7.1% of book equity. Charging them the profit share removes EGP 12,904mn (6.03 per share) from the equity value — EGP 3.64 per share MORE than deducting the audited book value of 5,119mn would (an earlier wording conflated the total charge with the excess; this states both). It is also the internally consistent choice: this study values the group's equity at 1.6× book, so valuing the minorities' stake at 1.0× book while valuing everyone else's above it would apply two different standards to the same subsidiaries.</w:t>
+        <w:t>Minorities take 9.7% of group profit but only 7.1% of book equity. Charging them the profit share removes EGP 9,904mn (4.63 per share) from the equity value — EGP 2.23 per share MORE than deducting the audited book value of 5,119mn would (an earlier wording conflated the total charge with the excess; this states both). It is also the internally consistent choice: this study values the group's equity at 1.4× book, so valuing the minorities' stake at 1.0× book while valuing everyone else's above it would apply two different standards to the same subsidiaries.</w:t>
       </w:r>
     </w:p>
     <w:p>
@@ -23545,7 +24261,7 @@
                 <w:color w:val="1C3A36"/>
                 <w:sz w:val="16"/>
               </w:rPr>
-              <w:t>the exchange-rate sensitivity spans 16.50 per share</w:t>
+              <w:t>the exchange-rate sensitivity spans 11.49 per share</w:t>
             </w:r>
           </w:p>
         </w:tc>
@@ -23600,7 +24316,7 @@
                 <w:color w:val="1C3A36"/>
                 <w:sz w:val="16"/>
               </w:rPr>
-              <w:t>the explicit-against-terminal grid spans 41.11 per share</w:t>
+              <w:t>the explicit-against-terminal grid spans 31.41 per share</w:t>
             </w:r>
           </w:p>
         </w:tc>
@@ -23655,7 +24371,7 @@
                 <w:color w:val="1C3A36"/>
                 <w:sz w:val="16"/>
               </w:rPr>
-              <w:t>15.01 per share across the tested range</w:t>
+              <w:t>13.99 per share across the tested range</w:t>
             </w:r>
           </w:p>
         </w:tc>
@@ -23710,7 +24426,7 @@
                 <w:color w:val="1C3A36"/>
                 <w:sz w:val="16"/>
               </w:rPr>
-              <w:t>47.92 per share across ±2 percentage points</w:t>
+              <w:t>40.67 per share across ±2 percentage points</w:t>
             </w:r>
           </w:p>
         </w:tc>
@@ -23765,7 +24481,7 @@
                 <w:color w:val="1C3A36"/>
                 <w:sz w:val="16"/>
               </w:rPr>
-              <w:t>20.44 per share across the tested range</w:t>
+              <w:t>17.19 per share across the tested range</w:t>
             </w:r>
           </w:p>
         </w:tc>
@@ -24049,7 +24765,7 @@
           <w:color w:val="1C3A36"/>
           <w:sz w:val="21"/>
         </w:rPr>
-        <w:t>Three valuation approaches are run against the same disclosed facts by three notional experts, each committed to a different method and each required to state what would prove them wrong. They are not asked to agree, and they do not. Two dating and independence notes, stated up front: every panel figure is rolled to the 5-Aug-2026 anchor exactly as the four lenses are; and Expert 1 deliberately runs the SAME kind of earnings-power question as section 1.4 with different persona choices — FY2028-scale earnings at 9.5× against the lens's current-scale earnings at 9.0× — which is why the two land 148.41 and 109.52 respectively. The divergence is the persona doing what it says (no time-value discipline), it is disclosed, and only the section-1.4 construction enters the central.</w:t>
+        <w:t>Three valuation approaches are run against the same disclosed facts by three notional experts, each committed to a different method and each required to state what would prove them wrong. They are not asked to agree, and they do not. Two dating and independence notes, stated up front: every panel figure is rolled to the 5-Aug-2026 anchor exactly as the four lenses are; and Expert 1 deliberately runs the SAME kind of earnings-power question as section 1.4 with different persona choices — FY2028-scale earnings at 9.5× against the lens's current-scale earnings at 9.0× — which is why the two land 153.05 and 98.96 respectively. The divergence is the persona doing what it says (no time-value discipline), it is disclosed, and only the section-1.4 construction enters the central.</w:t>
       </w:r>
     </w:p>
     <w:p>
@@ -24414,7 +25130,7 @@
                 <w:color w:val="1C3A36"/>
                 <w:sz w:val="17"/>
               </w:rPr>
-              <w:t>148.41</w:t>
+              <w:t>153.05</w:t>
             </w:r>
           </w:p>
         </w:tc>
@@ -24455,7 +25171,7 @@
                 <w:color w:val="1C3A36"/>
                 <w:sz w:val="17"/>
               </w:rPr>
-              <w:t>108.87 – 187.95</w:t>
+              <w:t>112.29 – 193.82</w:t>
             </w:r>
           </w:p>
         </w:tc>
@@ -24477,7 +25193,7 @@
           <w:color w:val="1C3A36"/>
           <w:sz w:val="21"/>
         </w:rPr>
-        <w:t>Named sensitivity: each one-turn change in the multiple is worth EGP 13.63 per share, and each percentage point of mid-cycle EBITDA margin is worth roughly EGP 1.30 per share.</w:t>
+        <w:t>Named sensitivity: each one-turn change in the multiple is worth EGP 13.63 per share, and each percentage point of mid-cycle EBITDA margin is worth roughly EGP 1.34 per share.</w:t>
       </w:r>
     </w:p>
     <w:p>
@@ -24782,7 +25498,7 @@
                 <w:color w:val="1C3A36"/>
                 <w:sz w:val="17"/>
               </w:rPr>
-              <w:t>× 1.07 ÷ (17.6% − 7%)</w:t>
+              <w:t>× 1.07 ÷ (19.1% − 7%)</w:t>
             </w:r>
           </w:p>
         </w:tc>
@@ -24819,7 +25535,7 @@
                 <w:color w:val="1C3A36"/>
                 <w:sz w:val="17"/>
               </w:rPr>
-              <w:t>72.81</w:t>
+              <w:t>65.48</w:t>
             </w:r>
           </w:p>
         </w:tc>
@@ -24860,7 +25576,7 @@
                 <w:color w:val="1C3A36"/>
                 <w:sz w:val="17"/>
               </w:rPr>
-              <w:t>36.14 – 65.72</w:t>
+              <w:t>34.12 – 59.75</w:t>
             </w:r>
           </w:p>
         </w:tc>
@@ -24882,7 +25598,7 @@
           <w:color w:val="1C3A36"/>
           <w:sz w:val="21"/>
         </w:rPr>
-        <w:t>This is the harshest of the three readings, at EGP 72.81, and the reason is specific and defensible: it takes the FY2025 evidence — EGP 28,363mn of EBITDA converting to EGP 12,766mn of operating cash — as a statement about the business model rather than about one unusual year.</w:t>
+        <w:t>This is the harshest of the three readings, at EGP 65.48, and the reason is specific and defensible: it takes the FY2025 evidence — EGP 28,363mn of EBITDA converting to EGP 12,766mn of operating cash — as a statement about the business model rather than about one unusual year.</w:t>
       </w:r>
     </w:p>
     <w:p>
@@ -25090,7 +25806,7 @@
                 <w:color w:val="1C3A36"/>
                 <w:sz w:val="17"/>
               </w:rPr>
-              <w:t>8,074</w:t>
+              <w:t>1,464</w:t>
             </w:r>
           </w:p>
         </w:tc>
@@ -25127,7 +25843,7 @@
                 <w:color w:val="1C3A36"/>
                 <w:sz w:val="17"/>
               </w:rPr>
-              <w:t>27,174</w:t>
+              <w:t>12,182</w:t>
             </w:r>
           </w:p>
         </w:tc>
@@ -25164,7 +25880,7 @@
                 <w:color w:val="1C3A36"/>
                 <w:sz w:val="17"/>
               </w:rPr>
-              <w:t>128,811</w:t>
+              <w:t>107,208</w:t>
             </w:r>
           </w:p>
         </w:tc>
@@ -25201,7 +25917,7 @@
                 <w:color w:val="1C3A36"/>
                 <w:sz w:val="17"/>
               </w:rPr>
-              <w:t>54.45</w:t>
+              <w:t>45.29</w:t>
             </w:r>
           </w:p>
         </w:tc>
@@ -25242,7 +25958,7 @@
                 <w:color w:val="1C3A36"/>
                 <w:sz w:val="17"/>
               </w:rPr>
-              <w:t>46.88 – 69.58</w:t>
+              <w:t>42.23 – 57.86</w:t>
             </w:r>
           </w:p>
         </w:tc>
@@ -25540,7 +26256,7 @@
                 <w:color w:val="1C3A36"/>
                 <w:sz w:val="16"/>
               </w:rPr>
-              <w:t>26.6%</w:t>
+              <w:t>28.8%</w:t>
             </w:r>
           </w:p>
         </w:tc>
@@ -25558,7 +26274,7 @@
                 <w:color w:val="1C3A36"/>
                 <w:sz w:val="16"/>
               </w:rPr>
-              <w:t>23.1%</w:t>
+              <w:t>25.0%</w:t>
             </w:r>
           </w:p>
         </w:tc>
@@ -25576,7 +26292,7 @@
                 <w:color w:val="1C3A36"/>
                 <w:sz w:val="16"/>
               </w:rPr>
-              <w:t>20.1%</w:t>
+              <w:t>21.7%</w:t>
             </w:r>
           </w:p>
         </w:tc>
@@ -25594,7 +26310,7 @@
                 <w:color w:val="1C3A36"/>
                 <w:sz w:val="16"/>
               </w:rPr>
-              <w:t>17.7%</w:t>
+              <w:t>19.2%</w:t>
             </w:r>
           </w:p>
         </w:tc>
@@ -25612,7 +26328,7 @@
                 <w:color w:val="1C3A36"/>
                 <w:sz w:val="16"/>
               </w:rPr>
-              <w:t>15.9%</w:t>
+              <w:t>17.2%</w:t>
             </w:r>
           </w:p>
         </w:tc>
@@ -25649,7 +26365,7 @@
                 <w:color w:val="1C3A36"/>
                 <w:sz w:val="16"/>
               </w:rPr>
-              <w:t>-6.2pp</w:t>
+              <w:t>-8.4pp</w:t>
             </w:r>
           </w:p>
         </w:tc>
@@ -25667,7 +26383,7 @@
                 <w:color w:val="1C3A36"/>
                 <w:sz w:val="16"/>
               </w:rPr>
-              <w:t>-3.2pp</w:t>
+              <w:t>-5.1pp</w:t>
             </w:r>
           </w:p>
         </w:tc>
@@ -25685,7 +26401,7 @@
                 <w:color w:val="1C3A36"/>
                 <w:sz w:val="16"/>
               </w:rPr>
-              <w:t>-0.7pp</w:t>
+              <w:t>-2.4pp</w:t>
             </w:r>
           </w:p>
         </w:tc>
@@ -25703,7 +26419,7 @@
                 <w:color w:val="1C3A36"/>
                 <w:sz w:val="16"/>
               </w:rPr>
-              <w:t>+1.3pp</w:t>
+              <w:t>-0.1pp</w:t>
             </w:r>
           </w:p>
         </w:tc>
@@ -25721,7 +26437,7 @@
                 <w:color w:val="1C3A36"/>
                 <w:sz w:val="16"/>
               </w:rPr>
-              <w:t>+2.9pp</w:t>
+              <w:t>+1.6pp</w:t>
             </w:r>
           </w:p>
         </w:tc>
@@ -25762,7 +26478,7 @@
                 <w:color w:val="1C3A36"/>
                 <w:sz w:val="16"/>
               </w:rPr>
-              <w:t>257</w:t>
+              <w:t>-1,808</w:t>
             </w:r>
           </w:p>
         </w:tc>
@@ -25782,7 +26498,7 @@
                 <w:color w:val="1C3A36"/>
                 <w:sz w:val="16"/>
               </w:rPr>
-              <w:t>446</w:t>
+              <w:t>-1,891</w:t>
             </w:r>
           </w:p>
         </w:tc>
@@ -25802,7 +26518,7 @@
                 <w:color w:val="1C3A36"/>
                 <w:sz w:val="16"/>
               </w:rPr>
-              <w:t>2,773</w:t>
+              <w:t>389</w:t>
             </w:r>
           </w:p>
         </w:tc>
@@ -25822,7 +26538,7 @@
                 <w:color w:val="1C3A36"/>
                 <w:sz w:val="16"/>
               </w:rPr>
-              <w:t>5,811</w:t>
+              <w:t>3,440</w:t>
             </w:r>
           </w:p>
         </w:tc>
@@ -25842,7 +26558,7 @@
                 <w:color w:val="1C3A36"/>
                 <w:sz w:val="16"/>
               </w:rPr>
-              <w:t>8,852</w:t>
+              <w:t>6,488</w:t>
             </w:r>
           </w:p>
         </w:tc>
@@ -25864,7 +26580,7 @@
           <w:color w:val="6E7B77"/>
           <w:sz w:val="17"/>
         </w:rPr>
-        <w:t>Two conventions sit in this table and are named so they cannot be confused: the ROIC row divides by CLOSING capital (matching Appendix A.3), while economic profit charges the cost of capital on OPENING capital — the capital actually employed through the year. So spread × closing capital will not reproduce the economic-profit row; the identity holds on opening capital. Note also that this leg's enterprise value (128,811) and the DCF's (147,178) differ by 18,368: economic-profit and FCFF valuations are algebraically identical on identical assumptions, and the gap here is exactly the different terminal treatment (a fading economic-profit perpetuity versus the reinvestment-rate terminal value). Expert 3 is therefore a RESTATEMENT of the DCF under a different terminal discipline, not an independent confirmation, and is read as such.</w:t>
+        <w:t>Two conventions sit in this table and are named so they cannot be confused: the ROIC row divides by CLOSING capital (matching Appendix A.3), while economic profit charges the cost of capital on OPENING capital — the capital actually employed through the year. So spread × closing capital will not reproduce the economic-profit row; the identity holds on opening capital. Note also that this leg's enterprise value (107,208) and the DCF's (116,164) differ by 8,956: economic-profit and FCFF valuations are algebraically identical on identical assumptions, and the gap here is exactly the different terminal treatment (a fading economic-profit perpetuity versus the reinvestment-rate terminal value). Expert 3 is therefore a RESTATEMENT of the DCF under a different terminal discipline, not an independent confirmation, and is read as such.</w:t>
       </w:r>
     </w:p>
     <w:p>
@@ -25878,7 +26594,7 @@
           <w:color w:val="1C3A36"/>
           <w:sz w:val="21"/>
         </w:rPr>
-        <w:t>This table is the single most revealing exhibit in the study. The spread is negative in the early years — the group earns roughly 20% on capital while its cost of capital is 27% — and turns positive only as the discount rate glides down. On this reading the company is not currently creating value at an Egyptian cost of capital; it creates value only if that cost of capital normalises, or if the correct cost of capital is the hard-currency one.</w:t>
+        <w:t>This table is the single most revealing exhibit in the study. The spread is negative in the early years — the group earns roughly 20% on capital while its cost of capital is 29% — and turns positive only as the discount rate glides down. On this reading the company is not currently creating value at an Egyptian cost of capital; it creates value only if that cost of capital normalises, or if the correct cost of capital is the hard-currency one.</w:t>
       </w:r>
     </w:p>
     <w:p>
@@ -26300,7 +27016,7 @@
           <w:color w:val="6E7B77"/>
           <w:sz w:val="17"/>
         </w:rPr>
-        <w:t>Figure 8 — the three experts' ranges. The gold band is the panel centre of 72.81; the vertical line is the market price of 105.20.</w:t>
+        <w:t>Figure 8 — the three experts' ranges. The gold band is the panel centre of 65.48; the vertical line is the market price of 130.00.</w:t>
       </w:r>
     </w:p>
     <w:p>
@@ -26314,7 +27030,7 @@
           <w:color w:val="1C3A36"/>
           <w:sz w:val="21"/>
         </w:rPr>
-        <w:t>The panel spans EGP 54.45 to 148.41 — a factor of 2.7 between the most and least generous reading. That is a wide disagreement and it is not noise. Expert 1 values earnings and lands near the market price. Expert 2 values cash and lands well below it. Expert 3 values the spread between returns and the cost of capital and finds that the answer depends entirely on which cost of capital applies. The panel median of 72.81 sits -31% against the market price and +31% against the study's own central of 55.48 — a real gap, stated at its size rather than smoothed, and driven by the panel's harsher cash and returns legs outvoting its generous earnings leg.</w:t>
+        <w:t>The panel spans EGP 45.29 to 153.05 — a factor of 3.4 between the most and least generous reading. That is a wide disagreement and it is not noise. Expert 1 values earnings and lands near the market price. Expert 2 values cash and lands well below it. Expert 3 values the spread between returns and the cost of capital and finds that the answer depends entirely on which cost of capital applies. The panel median of 65.48 sits -50% against the market price and +51% against the study's own central of 43.51 — a real gap, stated at its size rather than smoothed, and driven by the panel's harsher cash and returns legs outvoting its generous earnings leg.</w:t>
       </w:r>
     </w:p>
     <w:p>
@@ -26598,7 +27314,7 @@
                 <w:color w:val="1C3A36"/>
                 <w:sz w:val="16"/>
               </w:rPr>
-              <w:t>17.6% explicit</w:t>
+              <w:t>19.1% explicit</w:t>
             </w:r>
           </w:p>
         </w:tc>
@@ -26889,7 +27605,7 @@
                 <w:color w:val="1C3A36"/>
                 <w:sz w:val="16"/>
               </w:rPr>
-              <w:t>85% of the value in the study's main model</w:t>
+              <w:t>82% of the value in the study's main model</w:t>
             </w:r>
           </w:p>
         </w:tc>
